--- a/docs/memoria-proyecto.docx
+++ b/docs/memoria-proyecto.docx
@@ -5,6 +5,10 @@
     <w:p>
       <w:pPr>
         <w:pStyle w:val="Title"/>
+        <w:spacing w:before="3400"/>
+        <w:pBdr>
+          <w:bottom w:val="single" w:sz="18" w:space="4" w:color="1A3A6B"/>
+        </w:pBdr>
       </w:pPr>
       <w:r>
         <w:t xml:space="preserve">FitCoach IA — Memoria del proyecto</w:t>
@@ -21,9 +25,13 @@
     <w:p>
       <w:pPr>
         <w:pStyle w:val="Author"/>
+        <w:spacing w:before="1200"/>
       </w:pPr>
       <w:r>
         <w:t xml:space="preserve">Sergio Soriano San José · Angel Pérez Izquierdo · Raúl Sánchez Serrano · Juan Martínez Fraile</w:t>
+      </w:r>
+      <w:r>
+        <w:br w:type="page"/>
       </w:r>
     </w:p>
     <w:sdt>
@@ -102,6 +110,7 @@
     <w:p>
       <w:pPr>
         <w:pStyle w:val="Heading1"/>
+        <w:pageBreakBefore/>
       </w:pPr>
       <w:r>
         <w:t xml:space="preserve">1. Introducción y resumen ejecutivo</w:t>
@@ -348,8 +357,23 @@
       <w:tblPr>
         <w:tblStyle w:val="Table"/>
         <w:tblW w:type="pct" w:w="5000"/>
+        <w:jc w:val="center"/>
         <w:tblLayout w:type="fixed"/>
         <w:tblLook w:firstRow="1" w:lastRow="0" w:firstColumn="0" w:lastColumn="0" w:noHBand="0" w:noVBand="0" w:val="0020"/>
+        <w:tblBorders>
+          <w:top w:val="single" w:sz="4" w:space="0" w:color="BFC7D5"/>
+          <w:left w:val="single" w:sz="4" w:space="0" w:color="BFC7D5"/>
+          <w:bottom w:val="single" w:sz="4" w:space="0" w:color="BFC7D5"/>
+          <w:right w:val="single" w:sz="4" w:space="0" w:color="BFC7D5"/>
+          <w:insideH w:val="single" w:sz="4" w:space="0" w:color="BFC7D5"/>
+          <w:insideV w:val="single" w:sz="4" w:space="0" w:color="BFC7D5"/>
+        </w:tblBorders>
+        <w:tblCellMar>
+          <w:top w:w="50" w:type="dxa"/>
+          <w:left w:w="90" w:type="dxa"/>
+          <w:bottom w:w="50" w:type="dxa"/>
+          <w:right w:w="90" w:type="dxa"/>
+        </w:tblCellMar>
       </w:tblPr>
       <w:tblGrid>
         <w:gridCol w:w="3960"/>
@@ -358,38 +382,66 @@
       <w:tr>
         <w:trPr>
           <w:tblHeader w:val="on"/>
+          <w:cantSplit/>
+          <w:tblHeader/>
         </w:trPr>
         <w:tc>
-          <w:tcPr/>
-          <w:p>
-            <w:pPr>
-              <w:pStyle w:val="Compact"/>
-            </w:pPr>
-            <w:r>
+          <w:tcPr>
+            <w:shd w:val="clear" w:color="auto" w:fill="1A3A6B"/>
+          </w:tcPr>
+          <w:p>
+            <w:pPr>
+              <w:pStyle w:val="Compact"/>
+              <w:spacing w:after="20"/>
+              <w:jc w:val="left"/>
+            </w:pPr>
+            <w:r>
+              <w:rPr>
+                <w:b/>
+                <w:color w:val="FFFFFF"/>
+                <w:sz w:val="18"/>
+              </w:rPr>
               <w:t xml:space="preserve">Indicador</w:t>
             </w:r>
           </w:p>
         </w:tc>
         <w:tc>
-          <w:tcPr/>
-          <w:p>
-            <w:pPr>
-              <w:pStyle w:val="Compact"/>
-            </w:pPr>
-            <w:r>
+          <w:tcPr>
+            <w:shd w:val="clear" w:color="auto" w:fill="1A3A6B"/>
+          </w:tcPr>
+          <w:p>
+            <w:pPr>
+              <w:pStyle w:val="Compact"/>
+              <w:spacing w:after="20"/>
+              <w:jc w:val="left"/>
+            </w:pPr>
+            <w:r>
+              <w:rPr>
+                <w:b/>
+                <w:color w:val="FFFFFF"/>
+                <w:sz w:val="18"/>
+              </w:rPr>
               <w:t xml:space="preserve">Resultado</w:t>
             </w:r>
           </w:p>
         </w:tc>
       </w:tr>
       <w:tr>
+        <w:trPr>
+          <w:cantSplit/>
+        </w:trPr>
         <w:tc>
           <w:tcPr/>
           <w:p>
             <w:pPr>
               <w:pStyle w:val="Compact"/>
-            </w:pPr>
-            <w:r>
+              <w:spacing w:after="20"/>
+              <w:jc w:val="left"/>
+            </w:pPr>
+            <w:r>
+              <w:rPr>
+                <w:sz w:val="18"/>
+              </w:rPr>
               <w:t xml:space="preserve">Desarrollo</w:t>
             </w:r>
           </w:p>
@@ -399,45 +451,75 @@
           <w:p>
             <w:pPr>
               <w:pStyle w:val="Compact"/>
-            </w:pPr>
-            <w:r>
+              <w:spacing w:after="20"/>
+              <w:jc w:val="left"/>
+            </w:pPr>
+            <w:r>
+              <w:rPr>
+                <w:sz w:val="18"/>
+              </w:rPr>
               <w:t xml:space="preserve">383 commits entre el 04/03/2026 y el 25/10/2026; 4 autores</w:t>
             </w:r>
           </w:p>
         </w:tc>
       </w:tr>
       <w:tr>
-        <w:tc>
-          <w:tcPr/>
-          <w:p>
-            <w:pPr>
-              <w:pStyle w:val="Compact"/>
-            </w:pPr>
-            <w:r>
+        <w:trPr>
+          <w:cantSplit/>
+        </w:trPr>
+        <w:tc>
+          <w:tcPr>
+            <w:shd w:val="clear" w:color="auto" w:fill="F2F5FA"/>
+          </w:tcPr>
+          <w:p>
+            <w:pPr>
+              <w:pStyle w:val="Compact"/>
+              <w:spacing w:after="20"/>
+              <w:jc w:val="left"/>
+            </w:pPr>
+            <w:r>
+              <w:rPr>
+                <w:sz w:val="18"/>
+              </w:rPr>
               <w:t xml:space="preserve">Calidad</w:t>
             </w:r>
           </w:p>
         </w:tc>
         <w:tc>
-          <w:tcPr/>
-          <w:p>
-            <w:pPr>
-              <w:pStyle w:val="Compact"/>
-            </w:pPr>
-            <w:r>
+          <w:tcPr>
+            <w:shd w:val="clear" w:color="auto" w:fill="F2F5FA"/>
+          </w:tcPr>
+          <w:p>
+            <w:pPr>
+              <w:pStyle w:val="Compact"/>
+              <w:spacing w:after="20"/>
+              <w:jc w:val="left"/>
+            </w:pPr>
+            <w:r>
+              <w:rPr>
+                <w:sz w:val="18"/>
+              </w:rPr>
               <w:t xml:space="preserve">837 funciones de test (unitarias e integración); gate de cobertura ≥ 80 %</w:t>
             </w:r>
           </w:p>
         </w:tc>
       </w:tr>
       <w:tr>
+        <w:trPr>
+          <w:cantSplit/>
+        </w:trPr>
         <w:tc>
           <w:tcPr/>
           <w:p>
             <w:pPr>
               <w:pStyle w:val="Compact"/>
-            </w:pPr>
-            <w:r>
+              <w:spacing w:after="20"/>
+              <w:jc w:val="left"/>
+            </w:pPr>
+            <w:r>
+              <w:rPr>
+                <w:sz w:val="18"/>
+              </w:rPr>
               <w:t xml:space="preserve">Entrega</w:t>
             </w:r>
           </w:p>
@@ -447,45 +529,75 @@
           <w:p>
             <w:pPr>
               <w:pStyle w:val="Compact"/>
-            </w:pPr>
-            <w:r>
+              <w:spacing w:after="20"/>
+              <w:jc w:val="left"/>
+            </w:pPr>
+            <w:r>
+              <w:rPr>
+                <w:sz w:val="18"/>
+              </w:rPr>
               <w:t xml:space="preserve">Pipeline CI/CD completo (calidad, SAST, tests, Trivy, release y despliegue automático)</w:t>
             </w:r>
           </w:p>
         </w:tc>
       </w:tr>
       <w:tr>
-        <w:tc>
-          <w:tcPr/>
-          <w:p>
-            <w:pPr>
-              <w:pStyle w:val="Compact"/>
-            </w:pPr>
-            <w:r>
+        <w:trPr>
+          <w:cantSplit/>
+        </w:trPr>
+        <w:tc>
+          <w:tcPr>
+            <w:shd w:val="clear" w:color="auto" w:fill="F2F5FA"/>
+          </w:tcPr>
+          <w:p>
+            <w:pPr>
+              <w:pStyle w:val="Compact"/>
+              <w:spacing w:after="20"/>
+              <w:jc w:val="left"/>
+            </w:pPr>
+            <w:r>
+              <w:rPr>
+                <w:sz w:val="18"/>
+              </w:rPr>
               <w:t xml:space="preserve">Despliegue</w:t>
             </w:r>
           </w:p>
         </w:tc>
         <w:tc>
-          <w:tcPr/>
-          <w:p>
-            <w:pPr>
-              <w:pStyle w:val="Compact"/>
-            </w:pPr>
-            <w:r>
+          <w:tcPr>
+            <w:shd w:val="clear" w:color="auto" w:fill="F2F5FA"/>
+          </w:tcPr>
+          <w:p>
+            <w:pPr>
+              <w:pStyle w:val="Compact"/>
+              <w:spacing w:after="20"/>
+              <w:jc w:val="left"/>
+            </w:pPr>
+            <w:r>
+              <w:rPr>
+                <w:sz w:val="18"/>
+              </w:rPr>
               <w:t xml:space="preserve">Una EC2 en AWS con CloudFormation, Nginx Proxy Manager y backups a S3</w:t>
             </w:r>
           </w:p>
         </w:tc>
       </w:tr>
       <w:tr>
+        <w:trPr>
+          <w:cantSplit/>
+        </w:trPr>
         <w:tc>
           <w:tcPr/>
           <w:p>
             <w:pPr>
               <w:pStyle w:val="Compact"/>
-            </w:pPr>
-            <w:r>
+              <w:spacing w:after="20"/>
+              <w:jc w:val="left"/>
+            </w:pPr>
+            <w:r>
+              <w:rPr>
+                <w:sz w:val="18"/>
+              </w:rPr>
               <w:t xml:space="preserve">Observabilidad</w:t>
             </w:r>
           </w:p>
@@ -495,32 +607,54 @@
           <w:p>
             <w:pPr>
               <w:pStyle w:val="Compact"/>
-            </w:pPr>
-            <w:r>
+              <w:spacing w:after="20"/>
+              <w:jc w:val="left"/>
+            </w:pPr>
+            <w:r>
+              <w:rPr>
+                <w:sz w:val="18"/>
+              </w:rPr>
               <w:t xml:space="preserve">5 dashboards de Grafana (negocio, entrevistas, Telegram, agentes/LLM, RAG)</w:t>
             </w:r>
           </w:p>
         </w:tc>
       </w:tr>
       <w:tr>
-        <w:tc>
-          <w:tcPr/>
-          <w:p>
-            <w:pPr>
-              <w:pStyle w:val="Compact"/>
-            </w:pPr>
-            <w:r>
+        <w:trPr>
+          <w:cantSplit/>
+        </w:trPr>
+        <w:tc>
+          <w:tcPr>
+            <w:shd w:val="clear" w:color="auto" w:fill="F2F5FA"/>
+          </w:tcPr>
+          <w:p>
+            <w:pPr>
+              <w:pStyle w:val="Compact"/>
+              <w:spacing w:after="20"/>
+              <w:jc w:val="left"/>
+            </w:pPr>
+            <w:r>
+              <w:rPr>
+                <w:sz w:val="18"/>
+              </w:rPr>
               <w:t xml:space="preserve">Coste controlado</w:t>
             </w:r>
           </w:p>
         </w:tc>
         <w:tc>
-          <w:tcPr/>
-          <w:p>
-            <w:pPr>
-              <w:pStyle w:val="Compact"/>
-            </w:pPr>
-            <w:r>
+          <w:tcPr>
+            <w:shd w:val="clear" w:color="auto" w:fill="F2F5FA"/>
+          </w:tcPr>
+          <w:p>
+            <w:pPr>
+              <w:pStyle w:val="Compact"/>
+              <w:spacing w:after="20"/>
+              <w:jc w:val="left"/>
+            </w:pPr>
+            <w:r>
+              <w:rPr>
+                <w:sz w:val="18"/>
+              </w:rPr>
               <w:t xml:space="preserve">Cuota por chat y registro de tokens/coste por llamada</w:t>
             </w:r>
           </w:p>
@@ -753,8 +887,23 @@
       <w:tblPr>
         <w:tblStyle w:val="Table"/>
         <w:tblW w:type="pct" w:w="5000"/>
+        <w:jc w:val="center"/>
         <w:tblLayout w:type="fixed"/>
         <w:tblLook w:firstRow="1" w:lastRow="0" w:firstColumn="0" w:lastColumn="0" w:noHBand="0" w:noVBand="0" w:val="0020"/>
+        <w:tblBorders>
+          <w:top w:val="single" w:sz="4" w:space="0" w:color="BFC7D5"/>
+          <w:left w:val="single" w:sz="4" w:space="0" w:color="BFC7D5"/>
+          <w:bottom w:val="single" w:sz="4" w:space="0" w:color="BFC7D5"/>
+          <w:right w:val="single" w:sz="4" w:space="0" w:color="BFC7D5"/>
+          <w:insideH w:val="single" w:sz="4" w:space="0" w:color="BFC7D5"/>
+          <w:insideV w:val="single" w:sz="4" w:space="0" w:color="BFC7D5"/>
+        </w:tblBorders>
+        <w:tblCellMar>
+          <w:top w:w="50" w:type="dxa"/>
+          <w:left w:w="90" w:type="dxa"/>
+          <w:bottom w:w="50" w:type="dxa"/>
+          <w:right w:w="90" w:type="dxa"/>
+        </w:tblCellMar>
       </w:tblPr>
       <w:tblGrid>
         <w:gridCol w:w="2640"/>
@@ -764,49 +913,86 @@
       <w:tr>
         <w:trPr>
           <w:tblHeader w:val="on"/>
+          <w:cantSplit/>
+          <w:tblHeader/>
         </w:trPr>
         <w:tc>
-          <w:tcPr/>
-          <w:p>
-            <w:pPr>
-              <w:pStyle w:val="Compact"/>
-            </w:pPr>
-            <w:r>
+          <w:tcPr>
+            <w:shd w:val="clear" w:color="auto" w:fill="1A3A6B"/>
+          </w:tcPr>
+          <w:p>
+            <w:pPr>
+              <w:pStyle w:val="Compact"/>
+              <w:spacing w:after="20"/>
+              <w:jc w:val="left"/>
+            </w:pPr>
+            <w:r>
+              <w:rPr>
+                <w:b/>
+                <w:color w:val="FFFFFF"/>
+                <w:sz w:val="18"/>
+              </w:rPr>
               <w:t xml:space="preserve">Segmento</w:t>
             </w:r>
           </w:p>
         </w:tc>
         <w:tc>
-          <w:tcPr/>
-          <w:p>
-            <w:pPr>
-              <w:pStyle w:val="Compact"/>
-            </w:pPr>
-            <w:r>
+          <w:tcPr>
+            <w:shd w:val="clear" w:color="auto" w:fill="1A3A6B"/>
+          </w:tcPr>
+          <w:p>
+            <w:pPr>
+              <w:pStyle w:val="Compact"/>
+              <w:spacing w:after="20"/>
+              <w:jc w:val="left"/>
+            </w:pPr>
+            <w:r>
+              <w:rPr>
+                <w:b/>
+                <w:color w:val="FFFFFF"/>
+                <w:sz w:val="18"/>
+              </w:rPr>
               <w:t xml:space="preserve">Alternativas actuales</w:t>
             </w:r>
           </w:p>
         </w:tc>
         <w:tc>
-          <w:tcPr/>
-          <w:p>
-            <w:pPr>
-              <w:pStyle w:val="Compact"/>
-            </w:pPr>
-            <w:r>
+          <w:tcPr>
+            <w:shd w:val="clear" w:color="auto" w:fill="1A3A6B"/>
+          </w:tcPr>
+          <w:p>
+            <w:pPr>
+              <w:pStyle w:val="Compact"/>
+              <w:spacing w:after="20"/>
+              <w:jc w:val="left"/>
+            </w:pPr>
+            <w:r>
+              <w:rPr>
+                <w:b/>
+                <w:color w:val="FFFFFF"/>
+                <w:sz w:val="18"/>
+              </w:rPr>
               <w:t xml:space="preserve">Limitación frente a FitCoach IA</w:t>
             </w:r>
           </w:p>
         </w:tc>
       </w:tr>
       <w:tr>
+        <w:trPr>
+          <w:cantSplit/>
+        </w:trPr>
         <w:tc>
           <w:tcPr/>
           <w:p>
             <w:pPr>
               <w:pStyle w:val="Compact"/>
-            </w:pPr>
-            <w:r>
+              <w:spacing w:after="20"/>
+              <w:jc w:val="left"/>
+            </w:pPr>
+            <w:r>
+              <w:rPr>
+                <w:sz w:val="18"/>
+              </w:rPr>
               <w:t xml:space="preserve">Entrenador personal humano</w:t>
             </w:r>
           </w:p>
@@ -816,8 +1002,13 @@
           <w:p>
             <w:pPr>
               <w:pStyle w:val="Compact"/>
-            </w:pPr>
-            <w:r>
+              <w:spacing w:after="20"/>
+              <w:jc w:val="left"/>
+            </w:pPr>
+            <w:r>
+              <w:rPr>
+                <w:sz w:val="18"/>
+              </w:rPr>
               <w:t xml:space="preserve">Alta personalización y seguimiento</w:t>
             </w:r>
           </w:p>
@@ -827,56 +1018,93 @@
           <w:p>
             <w:pPr>
               <w:pStyle w:val="Compact"/>
-            </w:pPr>
-            <w:r>
+              <w:spacing w:after="20"/>
+              <w:jc w:val="left"/>
+            </w:pPr>
+            <w:r>
+              <w:rPr>
+                <w:sz w:val="18"/>
+              </w:rPr>
               <w:t xml:space="preserve">Coste alto, disponibilidad limitada, no escala</w:t>
             </w:r>
           </w:p>
         </w:tc>
       </w:tr>
       <w:tr>
-        <w:tc>
-          <w:tcPr/>
-          <w:p>
-            <w:pPr>
-              <w:pStyle w:val="Compact"/>
-            </w:pPr>
-            <w:r>
+        <w:trPr>
+          <w:cantSplit/>
+        </w:trPr>
+        <w:tc>
+          <w:tcPr>
+            <w:shd w:val="clear" w:color="auto" w:fill="F2F5FA"/>
+          </w:tcPr>
+          <w:p>
+            <w:pPr>
+              <w:pStyle w:val="Compact"/>
+              <w:spacing w:after="20"/>
+              <w:jc w:val="left"/>
+            </w:pPr>
+            <w:r>
+              <w:rPr>
+                <w:sz w:val="18"/>
+              </w:rPr>
               <w:t xml:space="preserve">Apps de rutinas (plantillas)</w:t>
             </w:r>
           </w:p>
         </w:tc>
         <w:tc>
-          <w:tcPr/>
-          <w:p>
-            <w:pPr>
-              <w:pStyle w:val="Compact"/>
-            </w:pPr>
-            <w:r>
+          <w:tcPr>
+            <w:shd w:val="clear" w:color="auto" w:fill="F2F5FA"/>
+          </w:tcPr>
+          <w:p>
+            <w:pPr>
+              <w:pStyle w:val="Compact"/>
+              <w:spacing w:after="20"/>
+              <w:jc w:val="left"/>
+            </w:pPr>
+            <w:r>
+              <w:rPr>
+                <w:sz w:val="18"/>
+              </w:rPr>
               <w:t xml:space="preserve">Bajo coste, catálogos amplios</w:t>
             </w:r>
           </w:p>
         </w:tc>
         <w:tc>
-          <w:tcPr/>
-          <w:p>
-            <w:pPr>
-              <w:pStyle w:val="Compact"/>
-            </w:pPr>
-            <w:r>
+          <w:tcPr>
+            <w:shd w:val="clear" w:color="auto" w:fill="F2F5FA"/>
+          </w:tcPr>
+          <w:p>
+            <w:pPr>
+              <w:pStyle w:val="Compact"/>
+              <w:spacing w:after="20"/>
+              <w:jc w:val="left"/>
+            </w:pPr>
+            <w:r>
+              <w:rPr>
+                <w:sz w:val="18"/>
+              </w:rPr>
               <w:t xml:space="preserve">Rutinas estáticas, sin entrevista ni renovación adaptada</w:t>
             </w:r>
           </w:p>
         </w:tc>
       </w:tr>
       <w:tr>
+        <w:trPr>
+          <w:cantSplit/>
+        </w:trPr>
         <w:tc>
           <w:tcPr/>
           <w:p>
             <w:pPr>
               <w:pStyle w:val="Compact"/>
-            </w:pPr>
-            <w:r>
+              <w:spacing w:after="20"/>
+              <w:jc w:val="left"/>
+            </w:pPr>
+            <w:r>
+              <w:rPr>
+                <w:sz w:val="18"/>
+              </w:rPr>
               <w:t xml:space="preserve">Chatbots LLM genéricos</w:t>
             </w:r>
           </w:p>
@@ -886,8 +1114,13 @@
           <w:p>
             <w:pPr>
               <w:pStyle w:val="Compact"/>
-            </w:pPr>
-            <w:r>
+              <w:spacing w:after="20"/>
+              <w:jc w:val="left"/>
+            </w:pPr>
+            <w:r>
+              <w:rPr>
+                <w:sz w:val="18"/>
+              </w:rPr>
               <w:t xml:space="preserve">Conversación flexible</w:t>
             </w:r>
           </w:p>
@@ -897,43 +1130,72 @@
           <w:p>
             <w:pPr>
               <w:pStyle w:val="Compact"/>
-            </w:pPr>
-            <w:r>
+              <w:spacing w:after="20"/>
+              <w:jc w:val="left"/>
+            </w:pPr>
+            <w:r>
+              <w:rPr>
+                <w:sz w:val="18"/>
+              </w:rPr>
               <w:t xml:space="preserve">Alucinan ejercicios, no persisten el plan, sin controles de seguridad</w:t>
             </w:r>
           </w:p>
         </w:tc>
       </w:tr>
       <w:tr>
-        <w:tc>
-          <w:tcPr/>
-          <w:p>
-            <w:pPr>
-              <w:pStyle w:val="Compact"/>
-            </w:pPr>
-            <w:r>
+        <w:trPr>
+          <w:cantSplit/>
+        </w:trPr>
+        <w:tc>
+          <w:tcPr>
+            <w:shd w:val="clear" w:color="auto" w:fill="F2F5FA"/>
+          </w:tcPr>
+          <w:p>
+            <w:pPr>
+              <w:pStyle w:val="Compact"/>
+              <w:spacing w:after="20"/>
+              <w:jc w:val="left"/>
+            </w:pPr>
+            <w:r>
+              <w:rPr>
+                <w:sz w:val="18"/>
+              </w:rPr>
               <w:t xml:space="preserve">Wearables / apps de seguimiento</w:t>
             </w:r>
           </w:p>
         </w:tc>
         <w:tc>
-          <w:tcPr/>
-          <w:p>
-            <w:pPr>
-              <w:pStyle w:val="Compact"/>
-            </w:pPr>
-            <w:r>
+          <w:tcPr>
+            <w:shd w:val="clear" w:color="auto" w:fill="F2F5FA"/>
+          </w:tcPr>
+          <w:p>
+            <w:pPr>
+              <w:pStyle w:val="Compact"/>
+              <w:spacing w:after="20"/>
+              <w:jc w:val="left"/>
+            </w:pPr>
+            <w:r>
+              <w:rPr>
+                <w:sz w:val="18"/>
+              </w:rPr>
               <w:t xml:space="preserve">Datos objetivos</w:t>
             </w:r>
           </w:p>
         </w:tc>
         <w:tc>
-          <w:tcPr/>
-          <w:p>
-            <w:pPr>
-              <w:pStyle w:val="Compact"/>
-            </w:pPr>
-            <w:r>
+          <w:tcPr>
+            <w:shd w:val="clear" w:color="auto" w:fill="F2F5FA"/>
+          </w:tcPr>
+          <w:p>
+            <w:pPr>
+              <w:pStyle w:val="Compact"/>
+              <w:spacing w:after="20"/>
+              <w:jc w:val="left"/>
+            </w:pPr>
+            <w:r>
+              <w:rPr>
+                <w:sz w:val="18"/>
+              </w:rPr>
               <w:t xml:space="preserve">Registran, pero no diseñan el entrenamiento</w:t>
             </w:r>
           </w:p>
@@ -1225,8 +1487,23 @@
       <w:tblPr>
         <w:tblStyle w:val="Table"/>
         <w:tblW w:type="pct" w:w="5000"/>
+        <w:jc w:val="center"/>
         <w:tblLayout w:type="fixed"/>
         <w:tblLook w:firstRow="1" w:lastRow="0" w:firstColumn="0" w:lastColumn="0" w:noHBand="0" w:noVBand="0" w:val="0020"/>
+        <w:tblBorders>
+          <w:top w:val="single" w:sz="4" w:space="0" w:color="BFC7D5"/>
+          <w:left w:val="single" w:sz="4" w:space="0" w:color="BFC7D5"/>
+          <w:bottom w:val="single" w:sz="4" w:space="0" w:color="BFC7D5"/>
+          <w:right w:val="single" w:sz="4" w:space="0" w:color="BFC7D5"/>
+          <w:insideH w:val="single" w:sz="4" w:space="0" w:color="BFC7D5"/>
+          <w:insideV w:val="single" w:sz="4" w:space="0" w:color="BFC7D5"/>
+        </w:tblBorders>
+        <w:tblCellMar>
+          <w:top w:w="50" w:type="dxa"/>
+          <w:left w:w="90" w:type="dxa"/>
+          <w:bottom w:w="50" w:type="dxa"/>
+          <w:right w:w="90" w:type="dxa"/>
+        </w:tblCellMar>
       </w:tblPr>
       <w:tblGrid>
         <w:gridCol w:w="2640"/>
@@ -1236,52 +1513,87 @@
       <w:tr>
         <w:trPr>
           <w:tblHeader w:val="on"/>
+          <w:cantSplit/>
+          <w:tblHeader/>
         </w:trPr>
         <w:tc>
-          <w:tcPr/>
-          <w:p>
-            <w:pPr>
-              <w:pStyle w:val="Compact"/>
-            </w:pPr>
-            <w:r>
+          <w:tcPr>
+            <w:shd w:val="clear" w:color="auto" w:fill="1A3A6B"/>
+          </w:tcPr>
+          <w:p>
+            <w:pPr>
+              <w:pStyle w:val="Compact"/>
+              <w:spacing w:after="20"/>
+              <w:jc w:val="left"/>
+            </w:pPr>
+            <w:r>
+              <w:rPr>
+                <w:b/>
+                <w:color w:val="FFFFFF"/>
+                <w:sz w:val="18"/>
+              </w:rPr>
               <w:t xml:space="preserve">Miembro</w:t>
             </w:r>
           </w:p>
         </w:tc>
         <w:tc>
-          <w:tcPr/>
-          <w:p>
-            <w:pPr>
-              <w:pStyle w:val="Compact"/>
-            </w:pPr>
-            <w:r>
+          <w:tcPr>
+            <w:shd w:val="clear" w:color="auto" w:fill="1A3A6B"/>
+          </w:tcPr>
+          <w:p>
+            <w:pPr>
+              <w:pStyle w:val="Compact"/>
+              <w:spacing w:after="20"/>
+              <w:jc w:val="left"/>
+            </w:pPr>
+            <w:r>
+              <w:rPr>
+                <w:b/>
+                <w:color w:val="FFFFFF"/>
+                <w:sz w:val="18"/>
+              </w:rPr>
               <w:t xml:space="preserve">Commits aprox.</w:t>
             </w:r>
           </w:p>
         </w:tc>
         <w:tc>
-          <w:tcPr/>
-          <w:p>
-            <w:pPr>
-              <w:pStyle w:val="Compact"/>
-            </w:pPr>
-            <w:r>
+          <w:tcPr>
+            <w:shd w:val="clear" w:color="auto" w:fill="1A3A6B"/>
+          </w:tcPr>
+          <w:p>
+            <w:pPr>
+              <w:pStyle w:val="Compact"/>
+              <w:spacing w:after="20"/>
+              <w:jc w:val="left"/>
+            </w:pPr>
+            <w:r>
+              <w:rPr>
+                <w:b/>
+                <w:color w:val="FFFFFF"/>
+                <w:sz w:val="18"/>
+              </w:rPr>
               <w:t xml:space="preserve">Responsabilidades (evidencia en el repositorio)</w:t>
             </w:r>
           </w:p>
         </w:tc>
       </w:tr>
       <w:tr>
+        <w:trPr>
+          <w:cantSplit/>
+        </w:trPr>
         <w:tc>
           <w:tcPr/>
           <w:p>
             <w:pPr>
               <w:pStyle w:val="Compact"/>
+              <w:spacing w:after="20"/>
+              <w:jc w:val="left"/>
             </w:pPr>
             <w:r>
               <w:rPr>
                 <w:b/>
                 <w:bCs/>
+                <w:sz w:val="18"/>
               </w:rPr>
               <w:t xml:space="preserve">Sergio Soriano San José</w:t>
             </w:r>
@@ -1292,8 +1604,13 @@
           <w:p>
             <w:pPr>
               <w:pStyle w:val="Compact"/>
-            </w:pPr>
-            <w:r>
+              <w:spacing w:after="20"/>
+              <w:jc w:val="left"/>
+            </w:pPr>
+            <w:r>
+              <w:rPr>
+                <w:sz w:val="18"/>
+              </w:rPr>
               <w:t xml:space="preserve">~190</w:t>
             </w:r>
           </w:p>
@@ -1303,96 +1620,147 @@
           <w:p>
             <w:pPr>
               <w:pStyle w:val="Compact"/>
-            </w:pPr>
-            <w:r>
+              <w:spacing w:after="20"/>
+              <w:jc w:val="left"/>
+            </w:pPr>
+            <w:r>
+              <w:rPr>
+                <w:sz w:val="18"/>
+              </w:rPr>
               <w:t xml:space="preserve">Núcleo de la aplicación y agentes: ciclo de vida del mesociclo, adaptación y revisión, sustituciones guiadas por botones, cuotas y panel de administración, contribuciones al catálogo con curador IA, scheduler de recordatorios y encuestas, Mini App, observabilidad (OpenTelemetry, dashboards, precios de modelos), herramientas offline (</w:t>
             </w:r>
             <w:r>
               <w:rPr>
                 <w:rStyle w:val="VerbatimChar"/>
+                <w:sz w:val="18"/>
               </w:rPr>
               <w:t xml:space="preserve">trainer-debug</w:t>
             </w:r>
             <w:r>
+              <w:rPr>
+                <w:sz w:val="18"/>
+              </w:rPr>
               <w:t xml:space="preserve">/</w:t>
             </w:r>
             <w:r>
               <w:rPr>
                 <w:rStyle w:val="VerbatimChar"/>
+                <w:sz w:val="18"/>
               </w:rPr>
               <w:t xml:space="preserve">trainer-compare</w:t>
             </w:r>
             <w:r>
+              <w:rPr>
+                <w:sz w:val="18"/>
+              </w:rPr>
               <w:t xml:space="preserve">),</w:t>
             </w:r>
             <w:r>
+              <w:rPr>
+                <w:sz w:val="18"/>
+              </w:rPr>
               <w:t xml:space="preserve"> </w:t>
             </w:r>
             <w:r>
               <w:rPr>
                 <w:rStyle w:val="VerbatimChar"/>
+                <w:sz w:val="18"/>
               </w:rPr>
               <w:t xml:space="preserve">rag-doc</w:t>
             </w:r>
             <w:r>
+              <w:rPr>
+                <w:sz w:val="18"/>
+              </w:rPr>
               <w:t xml:space="preserve"> </w:t>
             </w:r>
             <w:r>
+              <w:rPr>
+                <w:sz w:val="18"/>
+              </w:rPr>
               <w:t xml:space="preserve">(preguntas a la documentación por texto y voz), entornos dev/prod y documentación</w:t>
             </w:r>
           </w:p>
         </w:tc>
       </w:tr>
       <w:tr>
-        <w:tc>
-          <w:tcPr/>
-          <w:p>
-            <w:pPr>
-              <w:pStyle w:val="Compact"/>
+        <w:trPr>
+          <w:cantSplit/>
+        </w:trPr>
+        <w:tc>
+          <w:tcPr>
+            <w:shd w:val="clear" w:color="auto" w:fill="F2F5FA"/>
+          </w:tcPr>
+          <w:p>
+            <w:pPr>
+              <w:pStyle w:val="Compact"/>
+              <w:spacing w:after="20"/>
+              <w:jc w:val="left"/>
             </w:pPr>
             <w:r>
               <w:rPr>
                 <w:b/>
                 <w:bCs/>
+                <w:sz w:val="18"/>
               </w:rPr>
               <w:t xml:space="preserve">Raúl Sánchez Serrano</w:t>
             </w:r>
           </w:p>
         </w:tc>
         <w:tc>
-          <w:tcPr/>
-          <w:p>
-            <w:pPr>
-              <w:pStyle w:val="Compact"/>
-            </w:pPr>
-            <w:r>
+          <w:tcPr>
+            <w:shd w:val="clear" w:color="auto" w:fill="F2F5FA"/>
+          </w:tcPr>
+          <w:p>
+            <w:pPr>
+              <w:pStyle w:val="Compact"/>
+              <w:spacing w:after="20"/>
+              <w:jc w:val="left"/>
+            </w:pPr>
+            <w:r>
+              <w:rPr>
+                <w:sz w:val="18"/>
+              </w:rPr>
               <w:t xml:space="preserve">~165</w:t>
             </w:r>
           </w:p>
         </w:tc>
         <w:tc>
-          <w:tcPr/>
-          <w:p>
-            <w:pPr>
-              <w:pStyle w:val="Compact"/>
-            </w:pPr>
-            <w:r>
+          <w:tcPr>
+            <w:shd w:val="clear" w:color="auto" w:fill="F2F5FA"/>
+          </w:tcPr>
+          <w:p>
+            <w:pPr>
+              <w:pStyle w:val="Compact"/>
+              <w:spacing w:after="20"/>
+              <w:jc w:val="left"/>
+            </w:pPr>
+            <w:r>
+              <w:rPr>
+                <w:sz w:val="18"/>
+              </w:rPr>
               <w:t xml:space="preserve">Estructura inicial del proyecto, Makefile y Dockerfile, skill del entrenador personal, workflows de GitHub Actions (build, release, validación de ramas), actions compuestas, Semgrep/Bandit, timeouts del entrenador, mocks de Telegram para tests, métricas Prometheus</w:t>
             </w:r>
           </w:p>
         </w:tc>
       </w:tr>
       <w:tr>
+        <w:trPr>
+          <w:cantSplit/>
+        </w:trPr>
         <w:tc>
           <w:tcPr/>
           <w:p>
             <w:pPr>
               <w:pStyle w:val="Compact"/>
+              <w:spacing w:after="20"/>
+              <w:jc w:val="left"/>
             </w:pPr>
             <w:r>
               <w:rPr>
                 <w:b/>
                 <w:bCs/>
+                <w:sz w:val="18"/>
               </w:rPr>
               <w:t xml:space="preserve">Angel Pérez Izquierdo</w:t>
             </w:r>
@@ -1403,8 +1771,13 @@
           <w:p>
             <w:pPr>
               <w:pStyle w:val="Compact"/>
-            </w:pPr>
-            <w:r>
+              <w:spacing w:after="20"/>
+              <w:jc w:val="left"/>
+            </w:pPr>
+            <w:r>
+              <w:rPr>
+                <w:sz w:val="18"/>
+              </w:rPr>
               <w:t xml:space="preserve">~39</w:t>
             </w:r>
           </w:p>
@@ -1414,69 +1787,107 @@
           <w:p>
             <w:pPr>
               <w:pStyle w:val="Compact"/>
-            </w:pPr>
-            <w:r>
+              <w:spacing w:after="20"/>
+              <w:jc w:val="left"/>
+            </w:pPr>
+            <w:r>
+              <w:rPr>
+                <w:sz w:val="18"/>
+              </w:rPr>
               <w:t xml:space="preserve">Base de datos vectorial (imagen pgVector precargada y cargador de datos), primera implementación de RAG y del agente Entrenador, composes dev/prod de la BD vectorial, correcciones de reintentos ante respuestas inválidas del LLM, despliegue en una única EC2 (plantilla CloudFormation, Session Manager, producción) y su documentación</w:t>
             </w:r>
           </w:p>
         </w:tc>
       </w:tr>
       <w:tr>
-        <w:tc>
-          <w:tcPr/>
-          <w:p>
-            <w:pPr>
-              <w:pStyle w:val="Compact"/>
+        <w:trPr>
+          <w:cantSplit/>
+        </w:trPr>
+        <w:tc>
+          <w:tcPr>
+            <w:shd w:val="clear" w:color="auto" w:fill="F2F5FA"/>
+          </w:tcPr>
+          <w:p>
+            <w:pPr>
+              <w:pStyle w:val="Compact"/>
+              <w:spacing w:after="20"/>
+              <w:jc w:val="left"/>
             </w:pPr>
             <w:r>
               <w:rPr>
                 <w:b/>
                 <w:bCs/>
+                <w:sz w:val="18"/>
               </w:rPr>
               <w:t xml:space="preserve">Juan Martínez Fraile</w:t>
             </w:r>
           </w:p>
         </w:tc>
         <w:tc>
-          <w:tcPr/>
-          <w:p>
-            <w:pPr>
-              <w:pStyle w:val="Compact"/>
-            </w:pPr>
-            <w:r>
+          <w:tcPr>
+            <w:shd w:val="clear" w:color="auto" w:fill="F2F5FA"/>
+          </w:tcPr>
+          <w:p>
+            <w:pPr>
+              <w:pStyle w:val="Compact"/>
+              <w:spacing w:after="20"/>
+              <w:jc w:val="left"/>
+            </w:pPr>
+            <w:r>
+              <w:rPr>
+                <w:sz w:val="18"/>
+              </w:rPr>
               <w:t xml:space="preserve">~3</w:t>
             </w:r>
           </w:p>
         </w:tc>
         <w:tc>
-          <w:tcPr/>
-          <w:p>
-            <w:pPr>
-              <w:pStyle w:val="Compact"/>
+          <w:tcPr>
+            <w:shd w:val="clear" w:color="auto" w:fill="F2F5FA"/>
+          </w:tcPr>
+          <w:p>
+            <w:pPr>
+              <w:pStyle w:val="Compact"/>
+              <w:spacing w:after="20"/>
+              <w:jc w:val="left"/>
             </w:pPr>
             <w:r>
               <w:rPr>
                 <w:b/>
                 <w:bCs/>
+                <w:sz w:val="18"/>
               </w:rPr>
               <w:t xml:space="preserve">[POR COMPLETAR]</w:t>
             </w:r>
             <w:r>
+              <w:rPr>
+                <w:sz w:val="18"/>
+              </w:rPr>
               <w:t xml:space="preserve"> </w:t>
             </w:r>
             <w:r>
+              <w:rPr>
+                <w:sz w:val="18"/>
+              </w:rPr>
               <w:t xml:space="preserve">— el historial solo refleja aportaciones menores (perfil en</w:t>
             </w:r>
             <w:r>
+              <w:rPr>
+                <w:sz w:val="18"/>
+              </w:rPr>
               <w:t xml:space="preserve"> </w:t>
             </w:r>
             <w:r>
               <w:rPr>
                 <w:rStyle w:val="VerbatimChar"/>
+                <w:sz w:val="18"/>
               </w:rPr>
               <w:t xml:space="preserve">AUTHORS.md</w:t>
             </w:r>
             <w:r>
+              <w:rPr>
+                <w:sz w:val="18"/>
+              </w:rPr>
               <w:t xml:space="preserve">)</w:t>
             </w:r>
           </w:p>
@@ -1598,6 +2009,8 @@
     <w:p>
       <w:pPr>
         <w:pStyle w:val="CaptionedFigure"/>
+        <w:keepNext/>
+        <w:jc w:val="center"/>
       </w:pPr>
       <w:r>
         <w:drawing>
@@ -1664,8 +2077,23 @@
       <w:tblPr>
         <w:tblStyle w:val="Table"/>
         <w:tblW w:type="pct" w:w="5000"/>
+        <w:jc w:val="center"/>
         <w:tblLayout w:type="fixed"/>
         <w:tblLook w:firstRow="1" w:lastRow="0" w:firstColumn="0" w:lastColumn="0" w:noHBand="0" w:noVBand="0" w:val="0020"/>
+        <w:tblBorders>
+          <w:top w:val="single" w:sz="4" w:space="0" w:color="BFC7D5"/>
+          <w:left w:val="single" w:sz="4" w:space="0" w:color="BFC7D5"/>
+          <w:bottom w:val="single" w:sz="4" w:space="0" w:color="BFC7D5"/>
+          <w:right w:val="single" w:sz="4" w:space="0" w:color="BFC7D5"/>
+          <w:insideH w:val="single" w:sz="4" w:space="0" w:color="BFC7D5"/>
+          <w:insideV w:val="single" w:sz="4" w:space="0" w:color="BFC7D5"/>
+        </w:tblBorders>
+        <w:tblCellMar>
+          <w:top w:w="50" w:type="dxa"/>
+          <w:left w:w="90" w:type="dxa"/>
+          <w:bottom w:w="50" w:type="dxa"/>
+          <w:right w:w="90" w:type="dxa"/>
+        </w:tblCellMar>
       </w:tblPr>
       <w:tblGrid>
         <w:gridCol w:w="3960"/>
@@ -1674,40 +2102,66 @@
       <w:tr>
         <w:trPr>
           <w:tblHeader w:val="on"/>
+          <w:cantSplit/>
+          <w:tblHeader/>
         </w:trPr>
         <w:tc>
-          <w:tcPr/>
-          <w:p>
-            <w:pPr>
-              <w:pStyle w:val="Compact"/>
-            </w:pPr>
-            <w:r>
+          <w:tcPr>
+            <w:shd w:val="clear" w:color="auto" w:fill="1A3A6B"/>
+          </w:tcPr>
+          <w:p>
+            <w:pPr>
+              <w:pStyle w:val="Compact"/>
+              <w:spacing w:after="20"/>
+              <w:jc w:val="left"/>
+            </w:pPr>
+            <w:r>
+              <w:rPr>
+                <w:b/>
+                <w:color w:val="FFFFFF"/>
+                <w:sz w:val="18"/>
+              </w:rPr>
               <w:t xml:space="preserve">Componente</w:t>
             </w:r>
           </w:p>
         </w:tc>
         <w:tc>
-          <w:tcPr/>
-          <w:p>
-            <w:pPr>
-              <w:pStyle w:val="Compact"/>
-            </w:pPr>
-            <w:r>
+          <w:tcPr>
+            <w:shd w:val="clear" w:color="auto" w:fill="1A3A6B"/>
+          </w:tcPr>
+          <w:p>
+            <w:pPr>
+              <w:pStyle w:val="Compact"/>
+              <w:spacing w:after="20"/>
+              <w:jc w:val="left"/>
+            </w:pPr>
+            <w:r>
+              <w:rPr>
+                <w:b/>
+                <w:color w:val="FFFFFF"/>
+                <w:sz w:val="18"/>
+              </w:rPr>
               <w:t xml:space="preserve">Responsabilidad</w:t>
             </w:r>
           </w:p>
         </w:tc>
       </w:tr>
       <w:tr>
+        <w:trPr>
+          <w:cantSplit/>
+        </w:trPr>
         <w:tc>
           <w:tcPr/>
           <w:p>
             <w:pPr>
               <w:pStyle w:val="Compact"/>
+              <w:spacing w:after="20"/>
+              <w:jc w:val="left"/>
             </w:pPr>
             <w:r>
               <w:rPr>
                 <w:rStyle w:val="VerbatimChar"/>
+                <w:sz w:val="18"/>
               </w:rPr>
               <w:t xml:space="preserve">api/</w:t>
             </w:r>
@@ -1718,149 +2172,234 @@
           <w:p>
             <w:pPr>
               <w:pStyle w:val="Compact"/>
-            </w:pPr>
-            <w:r>
-              <w:t xml:space="preserve">Solo HTTP: webhook de Telegram (siempre devuelve</w:t>
-            </w:r>
-            <w:r>
+              <w:spacing w:after="20"/>
+              <w:jc w:val="left"/>
+            </w:pPr>
+            <w:r>
+              <w:rPr>
+                <w:sz w:val="18"/>
+              </w:rPr>
+              <w:t xml:space="preserve">Solo HTTP: webhook de Telegram (403 sin cabecera secreta, 400 si el update está mal formado; tras un update válido y autenticado siempre devuelve</w:t>
+            </w:r>
+            <w:r>
+              <w:rPr>
+                <w:sz w:val="18"/>
+              </w:rPr>
               <w:t xml:space="preserve"> </w:t>
             </w:r>
             <w:r>
               <w:rPr>
                 <w:rStyle w:val="VerbatimChar"/>
+                <w:sz w:val="18"/>
               </w:rPr>
               <w:t xml:space="preserve">{"ok": true}</w:t>
             </w:r>
             <w:r>
+              <w:rPr>
+                <w:sz w:val="18"/>
+              </w:rPr>
               <w:t xml:space="preserve"> </w:t>
             </w:r>
             <w:r>
+              <w:rPr>
+                <w:sz w:val="18"/>
+              </w:rPr>
               <w:t xml:space="preserve">para evitar reintentos),</w:t>
             </w:r>
             <w:r>
+              <w:rPr>
+                <w:sz w:val="18"/>
+              </w:rPr>
               <w:t xml:space="preserve"> </w:t>
             </w:r>
             <w:r>
               <w:rPr>
                 <w:rStyle w:val="VerbatimChar"/>
+                <w:sz w:val="18"/>
               </w:rPr>
               <w:t xml:space="preserve">/health</w:t>
             </w:r>
             <w:r>
+              <w:rPr>
+                <w:sz w:val="18"/>
+              </w:rPr>
               <w:t xml:space="preserve">, Mini App y panel admin</w:t>
             </w:r>
           </w:p>
         </w:tc>
       </w:tr>
       <w:tr>
-        <w:tc>
-          <w:tcPr/>
-          <w:p>
-            <w:pPr>
-              <w:pStyle w:val="Compact"/>
+        <w:trPr>
+          <w:cantSplit/>
+        </w:trPr>
+        <w:tc>
+          <w:tcPr>
+            <w:shd w:val="clear" w:color="auto" w:fill="F2F5FA"/>
+          </w:tcPr>
+          <w:p>
+            <w:pPr>
+              <w:pStyle w:val="Compact"/>
+              <w:spacing w:after="20"/>
+              <w:jc w:val="left"/>
             </w:pPr>
             <w:r>
               <w:rPr>
                 <w:rStyle w:val="VerbatimChar"/>
+                <w:sz w:val="18"/>
               </w:rPr>
               <w:t xml:space="preserve">service/</w:t>
             </w:r>
           </w:p>
         </w:tc>
         <w:tc>
-          <w:tcPr/>
-          <w:p>
-            <w:pPr>
-              <w:pStyle w:val="Compact"/>
-            </w:pPr>
-            <w:r>
+          <w:tcPr>
+            <w:shd w:val="clear" w:color="auto" w:fill="F2F5FA"/>
+          </w:tcPr>
+          <w:p>
+            <w:pPr>
+              <w:pStyle w:val="Compact"/>
+              <w:spacing w:after="20"/>
+              <w:jc w:val="left"/>
+            </w:pPr>
+            <w:r>
+              <w:rPr>
+                <w:sz w:val="18"/>
+              </w:rPr>
               <w:t xml:space="preserve">Casos de uso:</w:t>
             </w:r>
             <w:r>
+              <w:rPr>
+                <w:sz w:val="18"/>
+              </w:rPr>
               <w:t xml:space="preserve"> </w:t>
             </w:r>
             <w:r>
               <w:rPr>
                 <w:rStyle w:val="VerbatimChar"/>
+                <w:sz w:val="18"/>
               </w:rPr>
               <w:t xml:space="preserve">ConversationService</w:t>
             </w:r>
             <w:r>
+              <w:rPr>
+                <w:sz w:val="18"/>
+              </w:rPr>
               <w:t xml:space="preserve"> </w:t>
             </w:r>
             <w:r>
+              <w:rPr>
+                <w:sz w:val="18"/>
+              </w:rPr>
               <w:t xml:space="preserve">enruta comandos (</w:t>
             </w:r>
             <w:r>
               <w:rPr>
                 <w:rStyle w:val="VerbatimChar"/>
+                <w:sz w:val="18"/>
               </w:rPr>
               <w:t xml:space="preserve">/start</w:t>
             </w:r>
             <w:r>
+              <w:rPr>
+                <w:sz w:val="18"/>
+              </w:rPr>
               <w:t xml:space="preserve">,</w:t>
             </w:r>
             <w:r>
+              <w:rPr>
+                <w:sz w:val="18"/>
+              </w:rPr>
               <w:t xml:space="preserve"> </w:t>
             </w:r>
             <w:r>
               <w:rPr>
                 <w:rStyle w:val="VerbatimChar"/>
+                <w:sz w:val="18"/>
               </w:rPr>
               <w:t xml:space="preserve">/interview</w:t>
             </w:r>
             <w:r>
+              <w:rPr>
+                <w:sz w:val="18"/>
+              </w:rPr>
               <w:t xml:space="preserve">,</w:t>
             </w:r>
             <w:r>
+              <w:rPr>
+                <w:sz w:val="18"/>
+              </w:rPr>
               <w:t xml:space="preserve"> </w:t>
             </w:r>
             <w:r>
               <w:rPr>
                 <w:rStyle w:val="VerbatimChar"/>
+                <w:sz w:val="18"/>
               </w:rPr>
               <w:t xml:space="preserve">/train</w:t>
             </w:r>
             <w:r>
+              <w:rPr>
+                <w:sz w:val="18"/>
+              </w:rPr>
               <w:t xml:space="preserve">,</w:t>
             </w:r>
             <w:r>
+              <w:rPr>
+                <w:sz w:val="18"/>
+              </w:rPr>
               <w:t xml:space="preserve"> </w:t>
             </w:r>
             <w:r>
               <w:rPr>
                 <w:rStyle w:val="VerbatimChar"/>
+                <w:sz w:val="18"/>
               </w:rPr>
               <w:t xml:space="preserve">/doubts</w:t>
             </w:r>
             <w:r>
+              <w:rPr>
+                <w:sz w:val="18"/>
+              </w:rPr>
               <w:t xml:space="preserve">,</w:t>
             </w:r>
             <w:r>
+              <w:rPr>
+                <w:sz w:val="18"/>
+              </w:rPr>
               <w:t xml:space="preserve"> </w:t>
             </w:r>
             <w:r>
               <w:rPr>
                 <w:rStyle w:val="VerbatimChar"/>
+                <w:sz w:val="18"/>
               </w:rPr>
               <w:t xml:space="preserve">/progress</w:t>
             </w:r>
             <w:r>
+              <w:rPr>
+                <w:sz w:val="18"/>
+              </w:rPr>
               <w:t xml:space="preserve">), entrenamiento, cuotas</w:t>
             </w:r>
           </w:p>
         </w:tc>
       </w:tr>
       <w:tr>
+        <w:trPr>
+          <w:cantSplit/>
+        </w:trPr>
         <w:tc>
           <w:tcPr/>
           <w:p>
             <w:pPr>
               <w:pStyle w:val="Compact"/>
+              <w:spacing w:after="20"/>
+              <w:jc w:val="left"/>
             </w:pPr>
             <w:r>
               <w:rPr>
                 <w:rStyle w:val="VerbatimChar"/>
+                <w:sz w:val="18"/>
               </w:rPr>
               <w:t xml:space="preserve">service/agent/</w:t>
             </w:r>
@@ -1871,71 +2410,108 @@
           <w:p>
             <w:pPr>
               <w:pStyle w:val="Compact"/>
-            </w:pPr>
-            <w:r>
+              <w:spacing w:after="20"/>
+              <w:jc w:val="left"/>
+            </w:pPr>
+            <w:r>
+              <w:rPr>
+                <w:sz w:val="18"/>
+              </w:rPr>
               <w:t xml:space="preserve">Cadenas LLM:</w:t>
             </w:r>
             <w:r>
+              <w:rPr>
+                <w:sz w:val="18"/>
+              </w:rPr>
               <w:t xml:space="preserve"> </w:t>
             </w:r>
             <w:r>
               <w:rPr>
                 <w:rStyle w:val="VerbatimChar"/>
+                <w:sz w:val="18"/>
               </w:rPr>
               <w:t xml:space="preserve">BaseLLMChain</w:t>
             </w:r>
             <w:r>
+              <w:rPr>
+                <w:sz w:val="18"/>
+              </w:rPr>
               <w:t xml:space="preserve">, entrevistador, entrenador, adaptación, curador, evaluador determinista, recuperador RAG</w:t>
             </w:r>
           </w:p>
         </w:tc>
       </w:tr>
       <w:tr>
-        <w:tc>
-          <w:tcPr/>
-          <w:p>
-            <w:pPr>
-              <w:pStyle w:val="Compact"/>
+        <w:trPr>
+          <w:cantSplit/>
+        </w:trPr>
+        <w:tc>
+          <w:tcPr>
+            <w:shd w:val="clear" w:color="auto" w:fill="F2F5FA"/>
+          </w:tcPr>
+          <w:p>
+            <w:pPr>
+              <w:pStyle w:val="Compact"/>
+              <w:spacing w:after="20"/>
+              <w:jc w:val="left"/>
             </w:pPr>
             <w:r>
               <w:rPr>
                 <w:rStyle w:val="VerbatimChar"/>
+                <w:sz w:val="18"/>
               </w:rPr>
               <w:t xml:space="preserve">domain/</w:t>
             </w:r>
           </w:p>
         </w:tc>
         <w:tc>
-          <w:tcPr/>
-          <w:p>
-            <w:pPr>
-              <w:pStyle w:val="Compact"/>
-            </w:pPr>
-            <w:r>
+          <w:tcPr>
+            <w:shd w:val="clear" w:color="auto" w:fill="F2F5FA"/>
+          </w:tcPr>
+          <w:p>
+            <w:pPr>
+              <w:pStyle w:val="Compact"/>
+              <w:spacing w:after="20"/>
+              <w:jc w:val="left"/>
+            </w:pPr>
+            <w:r>
+              <w:rPr>
+                <w:sz w:val="18"/>
+              </w:rPr>
               <w:t xml:space="preserve">Entidades Pydantic, errores y todos los textos de usuario (</w:t>
             </w:r>
             <w:r>
               <w:rPr>
                 <w:rStyle w:val="VerbatimChar"/>
+                <w:sz w:val="18"/>
               </w:rPr>
               <w:t xml:space="preserve">constants.py</w:t>
             </w:r>
             <w:r>
+              <w:rPr>
+                <w:sz w:val="18"/>
+              </w:rPr>
               <w:t xml:space="preserve">); sin I/O</w:t>
             </w:r>
           </w:p>
         </w:tc>
       </w:tr>
       <w:tr>
+        <w:trPr>
+          <w:cantSplit/>
+        </w:trPr>
         <w:tc>
           <w:tcPr/>
           <w:p>
             <w:pPr>
               <w:pStyle w:val="Compact"/>
+              <w:spacing w:after="20"/>
+              <w:jc w:val="left"/>
             </w:pPr>
             <w:r>
               <w:rPr>
                 <w:rStyle w:val="VerbatimChar"/>
+                <w:sz w:val="18"/>
               </w:rPr>
               <w:t xml:space="preserve">repository/</w:t>
             </w:r>
@@ -1946,63 +2522,101 @@
           <w:p>
             <w:pPr>
               <w:pStyle w:val="Compact"/>
-            </w:pPr>
-            <w:r>
+              <w:spacing w:after="20"/>
+              <w:jc w:val="left"/>
+            </w:pPr>
+            <w:r>
+              <w:rPr>
+                <w:sz w:val="18"/>
+              </w:rPr>
               <w:t xml:space="preserve">Puertos</w:t>
             </w:r>
             <w:r>
+              <w:rPr>
+                <w:sz w:val="18"/>
+              </w:rPr>
               <w:t xml:space="preserve"> </w:t>
             </w:r>
             <w:r>
               <w:rPr>
                 <w:rStyle w:val="VerbatimChar"/>
+                <w:sz w:val="18"/>
               </w:rPr>
               <w:t xml:space="preserve">Protocol</w:t>
             </w:r>
             <w:r>
+              <w:rPr>
+                <w:sz w:val="18"/>
+              </w:rPr>
               <w:t xml:space="preserve"> </w:t>
             </w:r>
             <w:r>
+              <w:rPr>
+                <w:sz w:val="18"/>
+              </w:rPr>
               <w:t xml:space="preserve">(conversación, ejercicios, entrenamiento, evaluación, jobs)</w:t>
             </w:r>
           </w:p>
         </w:tc>
       </w:tr>
       <w:tr>
-        <w:tc>
-          <w:tcPr/>
-          <w:p>
-            <w:pPr>
-              <w:pStyle w:val="Compact"/>
+        <w:trPr>
+          <w:cantSplit/>
+        </w:trPr>
+        <w:tc>
+          <w:tcPr>
+            <w:shd w:val="clear" w:color="auto" w:fill="F2F5FA"/>
+          </w:tcPr>
+          <w:p>
+            <w:pPr>
+              <w:pStyle w:val="Compact"/>
+              <w:spacing w:after="20"/>
+              <w:jc w:val="left"/>
             </w:pPr>
             <w:r>
               <w:rPr>
                 <w:rStyle w:val="VerbatimChar"/>
+                <w:sz w:val="18"/>
               </w:rPr>
               <w:t xml:space="preserve">infrastructure/</w:t>
             </w:r>
           </w:p>
         </w:tc>
         <w:tc>
-          <w:tcPr/>
-          <w:p>
-            <w:pPr>
-              <w:pStyle w:val="Compact"/>
-            </w:pPr>
-            <w:r>
+          <w:tcPr>
+            <w:shd w:val="clear" w:color="auto" w:fill="F2F5FA"/>
+          </w:tcPr>
+          <w:p>
+            <w:pPr>
+              <w:pStyle w:val="Compact"/>
+              <w:spacing w:after="20"/>
+              <w:jc w:val="left"/>
+            </w:pPr>
+            <w:r>
+              <w:rPr>
+                <w:sz w:val="18"/>
+              </w:rPr>
               <w:t xml:space="preserve">Adaptadores: bot de Telegram, SQLAlchemy async, pgVector (solo lectura), cliente de embeddings, scheduler, OpenTelemetry</w:t>
             </w:r>
           </w:p>
         </w:tc>
       </w:tr>
       <w:tr>
+        <w:trPr>
+          <w:cantSplit/>
+        </w:trPr>
         <w:tc>
           <w:tcPr/>
           <w:p>
             <w:pPr>
               <w:pStyle w:val="Compact"/>
-            </w:pPr>
-            <w:r>
+              <w:spacing w:after="20"/>
+              <w:jc w:val="left"/>
+            </w:pPr>
+            <w:r>
+              <w:rPr>
+                <w:sz w:val="18"/>
+              </w:rPr>
               <w:t xml:space="preserve">Embedder</w:t>
             </w:r>
           </w:p>
@@ -2012,56 +2626,92 @@
           <w:p>
             <w:pPr>
               <w:pStyle w:val="Compact"/>
-            </w:pPr>
-            <w:r>
+              <w:spacing w:after="20"/>
+              <w:jc w:val="left"/>
+            </w:pPr>
+            <w:r>
+              <w:rPr>
+                <w:sz w:val="18"/>
+              </w:rPr>
               <w:t xml:space="preserve">Servicio independiente con</w:t>
             </w:r>
             <w:r>
+              <w:rPr>
+                <w:sz w:val="18"/>
+              </w:rPr>
               <w:t xml:space="preserve"> </w:t>
             </w:r>
             <w:r>
               <w:rPr>
                 <w:rStyle w:val="VerbatimChar"/>
+                <w:sz w:val="18"/>
               </w:rPr>
               <w:t xml:space="preserve">all-MiniLM-L6-v2</w:t>
             </w:r>
             <w:r>
+              <w:rPr>
+                <w:sz w:val="18"/>
+              </w:rPr>
               <w:t xml:space="preserve"> </w:t>
             </w:r>
             <w:r>
+              <w:rPr>
+                <w:sz w:val="18"/>
+              </w:rPr>
               <w:t xml:space="preserve">(384 dimensiones)</w:t>
             </w:r>
           </w:p>
         </w:tc>
       </w:tr>
       <w:tr>
-        <w:tc>
-          <w:tcPr/>
-          <w:p>
-            <w:pPr>
-              <w:pStyle w:val="Compact"/>
-            </w:pPr>
-            <w:r>
+        <w:trPr>
+          <w:cantSplit/>
+        </w:trPr>
+        <w:tc>
+          <w:tcPr>
+            <w:shd w:val="clear" w:color="auto" w:fill="F2F5FA"/>
+          </w:tcPr>
+          <w:p>
+            <w:pPr>
+              <w:pStyle w:val="Compact"/>
+              <w:spacing w:after="20"/>
+              <w:jc w:val="left"/>
+            </w:pPr>
+            <w:r>
+              <w:rPr>
+                <w:sz w:val="18"/>
+              </w:rPr>
               <w:t xml:space="preserve">PostgreSQL conversacional</w:t>
             </w:r>
           </w:p>
         </w:tc>
         <w:tc>
-          <w:tcPr/>
-          <w:p>
-            <w:pPr>
-              <w:pStyle w:val="Compact"/>
-            </w:pPr>
-            <w:r>
+          <w:tcPr>
+            <w:shd w:val="clear" w:color="auto" w:fill="F2F5FA"/>
+          </w:tcPr>
+          <w:p>
+            <w:pPr>
+              <w:pStyle w:val="Compact"/>
+              <w:spacing w:after="20"/>
+              <w:jc w:val="left"/>
+            </w:pPr>
+            <w:r>
+              <w:rPr>
+                <w:sz w:val="18"/>
+              </w:rPr>
               <w:t xml:space="preserve">Mensajes, perfiles, planes, uso de tokens, cuotas; migraciones con</w:t>
             </w:r>
             <w:r>
+              <w:rPr>
+                <w:sz w:val="18"/>
+              </w:rPr>
               <w:t xml:space="preserve"> </w:t>
             </w:r>
             <w:r>
               <w:rPr>
                 <w:b/>
                 <w:bCs/>
+                <w:sz w:val="18"/>
               </w:rPr>
               <w:t xml:space="preserve">Alembic</w:t>
             </w:r>
@@ -2069,13 +2719,21 @@
         </w:tc>
       </w:tr>
       <w:tr>
+        <w:trPr>
+          <w:cantSplit/>
+        </w:trPr>
         <w:tc>
           <w:tcPr/>
           <w:p>
             <w:pPr>
               <w:pStyle w:val="Compact"/>
-            </w:pPr>
-            <w:r>
+              <w:spacing w:after="20"/>
+              <w:jc w:val="left"/>
+            </w:pPr>
+            <w:r>
+              <w:rPr>
+                <w:sz w:val="18"/>
+              </w:rPr>
               <w:t xml:space="preserve">PostgreSQL + pgVector</w:t>
             </w:r>
           </w:p>
@@ -2085,32 +2743,54 @@
           <w:p>
             <w:pPr>
               <w:pStyle w:val="Compact"/>
-            </w:pPr>
-            <w:r>
+              <w:spacing w:after="20"/>
+              <w:jc w:val="left"/>
+            </w:pPr>
+            <w:r>
+              <w:rPr>
+                <w:sz w:val="18"/>
+              </w:rPr>
               <w:t xml:space="preserve">Catálogo de ejercicios, servidor y rol de solo lectura distintos</w:t>
             </w:r>
           </w:p>
         </w:tc>
       </w:tr>
       <w:tr>
-        <w:tc>
-          <w:tcPr/>
-          <w:p>
-            <w:pPr>
-              <w:pStyle w:val="Compact"/>
-            </w:pPr>
-            <w:r>
+        <w:trPr>
+          <w:cantSplit/>
+        </w:trPr>
+        <w:tc>
+          <w:tcPr>
+            <w:shd w:val="clear" w:color="auto" w:fill="F2F5FA"/>
+          </w:tcPr>
+          <w:p>
+            <w:pPr>
+              <w:pStyle w:val="Compact"/>
+              <w:spacing w:after="20"/>
+              <w:jc w:val="left"/>
+            </w:pPr>
+            <w:r>
+              <w:rPr>
+                <w:sz w:val="18"/>
+              </w:rPr>
               <w:t xml:space="preserve">Observabilidad</w:t>
             </w:r>
           </w:p>
         </w:tc>
         <w:tc>
-          <w:tcPr/>
-          <w:p>
-            <w:pPr>
-              <w:pStyle w:val="Compact"/>
-            </w:pPr>
-            <w:r>
+          <w:tcPr>
+            <w:shd w:val="clear" w:color="auto" w:fill="F2F5FA"/>
+          </w:tcPr>
+          <w:p>
+            <w:pPr>
+              <w:pStyle w:val="Compact"/>
+              <w:spacing w:after="20"/>
+              <w:jc w:val="left"/>
+            </w:pPr>
+            <w:r>
+              <w:rPr>
+                <w:sz w:val="18"/>
+              </w:rPr>
               <w:t xml:space="preserve">OTel Collector, Tempo, Loki, Prometheus y Grafana</w:t>
             </w:r>
           </w:p>
@@ -2131,8 +2811,23 @@
       <w:tblPr>
         <w:tblStyle w:val="Table"/>
         <w:tblW w:type="pct" w:w="5000"/>
+        <w:jc w:val="center"/>
         <w:tblLayout w:type="fixed"/>
         <w:tblLook w:firstRow="1" w:lastRow="0" w:firstColumn="0" w:lastColumn="0" w:noHBand="0" w:noVBand="0" w:val="0020"/>
+        <w:tblBorders>
+          <w:top w:val="single" w:sz="4" w:space="0" w:color="BFC7D5"/>
+          <w:left w:val="single" w:sz="4" w:space="0" w:color="BFC7D5"/>
+          <w:bottom w:val="single" w:sz="4" w:space="0" w:color="BFC7D5"/>
+          <w:right w:val="single" w:sz="4" w:space="0" w:color="BFC7D5"/>
+          <w:insideH w:val="single" w:sz="4" w:space="0" w:color="BFC7D5"/>
+          <w:insideV w:val="single" w:sz="4" w:space="0" w:color="BFC7D5"/>
+        </w:tblBorders>
+        <w:tblCellMar>
+          <w:top w:w="50" w:type="dxa"/>
+          <w:left w:w="90" w:type="dxa"/>
+          <w:bottom w:w="50" w:type="dxa"/>
+          <w:right w:w="90" w:type="dxa"/>
+        </w:tblCellMar>
       </w:tblPr>
       <w:tblGrid>
         <w:gridCol w:w="3960"/>
@@ -2141,38 +2836,66 @@
       <w:tr>
         <w:trPr>
           <w:tblHeader w:val="on"/>
+          <w:cantSplit/>
+          <w:tblHeader/>
         </w:trPr>
         <w:tc>
-          <w:tcPr/>
-          <w:p>
-            <w:pPr>
-              <w:pStyle w:val="Compact"/>
-            </w:pPr>
-            <w:r>
+          <w:tcPr>
+            <w:shd w:val="clear" w:color="auto" w:fill="1A3A6B"/>
+          </w:tcPr>
+          <w:p>
+            <w:pPr>
+              <w:pStyle w:val="Compact"/>
+              <w:spacing w:after="20"/>
+              <w:jc w:val="left"/>
+            </w:pPr>
+            <w:r>
+              <w:rPr>
+                <w:b/>
+                <w:color w:val="FFFFFF"/>
+                <w:sz w:val="18"/>
+              </w:rPr>
               <w:t xml:space="preserve">Decisión</w:t>
             </w:r>
           </w:p>
         </w:tc>
         <w:tc>
-          <w:tcPr/>
-          <w:p>
-            <w:pPr>
-              <w:pStyle w:val="Compact"/>
-            </w:pPr>
-            <w:r>
+          <w:tcPr>
+            <w:shd w:val="clear" w:color="auto" w:fill="1A3A6B"/>
+          </w:tcPr>
+          <w:p>
+            <w:pPr>
+              <w:pStyle w:val="Compact"/>
+              <w:spacing w:after="20"/>
+              <w:jc w:val="left"/>
+            </w:pPr>
+            <w:r>
+              <w:rPr>
+                <w:b/>
+                <w:color w:val="FFFFFF"/>
+                <w:sz w:val="18"/>
+              </w:rPr>
               <w:t xml:space="preserve">Motivo</w:t>
             </w:r>
           </w:p>
         </w:tc>
       </w:tr>
       <w:tr>
+        <w:trPr>
+          <w:cantSplit/>
+        </w:trPr>
         <w:tc>
           <w:tcPr/>
           <w:p>
             <w:pPr>
               <w:pStyle w:val="Compact"/>
-            </w:pPr>
-            <w:r>
+              <w:spacing w:after="20"/>
+              <w:jc w:val="left"/>
+            </w:pPr>
+            <w:r>
+              <w:rPr>
+                <w:sz w:val="18"/>
+              </w:rPr>
               <w:t xml:space="preserve">FastAPI + asyncio</w:t>
             </w:r>
           </w:p>
@@ -2182,45 +2905,75 @@
           <w:p>
             <w:pPr>
               <w:pStyle w:val="Compact"/>
-            </w:pPr>
-            <w:r>
+              <w:spacing w:after="20"/>
+              <w:jc w:val="left"/>
+            </w:pPr>
+            <w:r>
+              <w:rPr>
+                <w:sz w:val="18"/>
+              </w:rPr>
               <w:t xml:space="preserve">Webhook de baja latencia, I/O concurrente (LLM, BD, Telegram) y tipado con Pydantic v2</w:t>
             </w:r>
           </w:p>
         </w:tc>
       </w:tr>
       <w:tr>
-        <w:tc>
-          <w:tcPr/>
-          <w:p>
-            <w:pPr>
-              <w:pStyle w:val="Compact"/>
-            </w:pPr>
-            <w:r>
+        <w:trPr>
+          <w:cantSplit/>
+        </w:trPr>
+        <w:tc>
+          <w:tcPr>
+            <w:shd w:val="clear" w:color="auto" w:fill="F2F5FA"/>
+          </w:tcPr>
+          <w:p>
+            <w:pPr>
+              <w:pStyle w:val="Compact"/>
+              <w:spacing w:after="20"/>
+              <w:jc w:val="left"/>
+            </w:pPr>
+            <w:r>
+              <w:rPr>
+                <w:sz w:val="18"/>
+              </w:rPr>
               <w:t xml:space="preserve">Monolito modular, no microservicios</w:t>
             </w:r>
           </w:p>
         </w:tc>
         <w:tc>
-          <w:tcPr/>
-          <w:p>
-            <w:pPr>
-              <w:pStyle w:val="Compact"/>
-            </w:pPr>
-            <w:r>
+          <w:tcPr>
+            <w:shd w:val="clear" w:color="auto" w:fill="F2F5FA"/>
+          </w:tcPr>
+          <w:p>
+            <w:pPr>
+              <w:pStyle w:val="Compact"/>
+              <w:spacing w:after="20"/>
+              <w:jc w:val="left"/>
+            </w:pPr>
+            <w:r>
+              <w:rPr>
+                <w:sz w:val="18"/>
+              </w:rPr>
               <w:t xml:space="preserve">Equipo de 4 personas y una sola EC2; los límites entre capas permiten extraer servicios más adelante</w:t>
             </w:r>
           </w:p>
         </w:tc>
       </w:tr>
       <w:tr>
+        <w:trPr>
+          <w:cantSplit/>
+        </w:trPr>
         <w:tc>
           <w:tcPr/>
           <w:p>
             <w:pPr>
               <w:pStyle w:val="Compact"/>
-            </w:pPr>
-            <w:r>
+              <w:spacing w:after="20"/>
+              <w:jc w:val="left"/>
+            </w:pPr>
+            <w:r>
+              <w:rPr>
+                <w:sz w:val="18"/>
+              </w:rPr>
               <w:t xml:space="preserve">Puertos y adaptadores</w:t>
             </w:r>
           </w:p>
@@ -2230,58 +2983,92 @@
           <w:p>
             <w:pPr>
               <w:pStyle w:val="Compact"/>
-            </w:pPr>
-            <w:r>
+              <w:spacing w:after="20"/>
+              <w:jc w:val="left"/>
+            </w:pPr>
+            <w:r>
+              <w:rPr>
+                <w:sz w:val="18"/>
+              </w:rPr>
               <w:t xml:space="preserve">Tests unitarios sin red, y proveedor/BD sustituibles</w:t>
             </w:r>
           </w:p>
         </w:tc>
       </w:tr>
       <w:tr>
-        <w:tc>
-          <w:tcPr/>
-          <w:p>
-            <w:pPr>
-              <w:pStyle w:val="Compact"/>
-            </w:pPr>
-            <w:r>
+        <w:trPr>
+          <w:cantSplit/>
+        </w:trPr>
+        <w:tc>
+          <w:tcPr>
+            <w:shd w:val="clear" w:color="auto" w:fill="F2F5FA"/>
+          </w:tcPr>
+          <w:p>
+            <w:pPr>
+              <w:pStyle w:val="Compact"/>
+              <w:spacing w:after="20"/>
+              <w:jc w:val="left"/>
+            </w:pPr>
+            <w:r>
+              <w:rPr>
+                <w:sz w:val="18"/>
+              </w:rPr>
               <w:t xml:space="preserve">API OpenAI-compatible vía</w:t>
             </w:r>
             <w:r>
+              <w:rPr>
+                <w:sz w:val="18"/>
+              </w:rPr>
               <w:t xml:space="preserve"> </w:t>
             </w:r>
             <w:r>
               <w:rPr>
                 <w:rStyle w:val="VerbatimChar"/>
+                <w:sz w:val="18"/>
               </w:rPr>
               <w:t xml:space="preserve">langchain-openai</w:t>
             </w:r>
           </w:p>
         </w:tc>
         <w:tc>
-          <w:tcPr/>
-          <w:p>
-            <w:pPr>
-              <w:pStyle w:val="Compact"/>
-            </w:pPr>
-            <w:r>
+          <w:tcPr>
+            <w:shd w:val="clear" w:color="auto" w:fill="F2F5FA"/>
+          </w:tcPr>
+          <w:p>
+            <w:pPr>
+              <w:pStyle w:val="Compact"/>
+              <w:spacing w:after="20"/>
+              <w:jc w:val="left"/>
+            </w:pPr>
+            <w:r>
+              <w:rPr>
+                <w:sz w:val="18"/>
+              </w:rPr>
               <w:t xml:space="preserve">Proveedor intercambiable (OpenAI, OpenRouter, modelo local) cambiando</w:t>
             </w:r>
             <w:r>
+              <w:rPr>
+                <w:sz w:val="18"/>
+              </w:rPr>
               <w:t xml:space="preserve"> </w:t>
             </w:r>
             <w:r>
               <w:rPr>
                 <w:rStyle w:val="VerbatimChar"/>
+                <w:sz w:val="18"/>
               </w:rPr>
               <w:t xml:space="preserve">ia_base_url</w:t>
             </w:r>
             <w:r>
+              <w:rPr>
+                <w:sz w:val="18"/>
+              </w:rPr>
               <w:t xml:space="preserve">/</w:t>
             </w:r>
             <w:r>
               <w:rPr>
                 <w:rStyle w:val="VerbatimChar"/>
+                <w:sz w:val="18"/>
               </w:rPr>
               <w:t xml:space="preserve">ia_model</w:t>
             </w:r>
@@ -2289,13 +3076,21 @@
         </w:tc>
       </w:tr>
       <w:tr>
+        <w:trPr>
+          <w:cantSplit/>
+        </w:trPr>
         <w:tc>
           <w:tcPr/>
           <w:p>
             <w:pPr>
               <w:pStyle w:val="Compact"/>
-            </w:pPr>
-            <w:r>
+              <w:spacing w:after="20"/>
+              <w:jc w:val="left"/>
+            </w:pPr>
+            <w:r>
+              <w:rPr>
+                <w:sz w:val="18"/>
+              </w:rPr>
               <w:t xml:space="preserve">pgVector en PostgreSQL</w:t>
             </w:r>
           </w:p>
@@ -2305,61 +3100,101 @@
           <w:p>
             <w:pPr>
               <w:pStyle w:val="Compact"/>
-            </w:pPr>
-            <w:r>
+              <w:spacing w:after="20"/>
+              <w:jc w:val="left"/>
+            </w:pPr>
+            <w:r>
+              <w:rPr>
+                <w:sz w:val="18"/>
+              </w:rPr>
               <w:t xml:space="preserve">Un único motor conocido, filtros SQL obligatorios (material, objetivo) combinados con distancia coseno; evita añadir una base vectorial dedicada</w:t>
             </w:r>
           </w:p>
         </w:tc>
       </w:tr>
       <w:tr>
-        <w:tc>
-          <w:tcPr/>
-          <w:p>
-            <w:pPr>
-              <w:pStyle w:val="Compact"/>
-            </w:pPr>
-            <w:r>
+        <w:trPr>
+          <w:cantSplit/>
+        </w:trPr>
+        <w:tc>
+          <w:tcPr>
+            <w:shd w:val="clear" w:color="auto" w:fill="F2F5FA"/>
+          </w:tcPr>
+          <w:p>
+            <w:pPr>
+              <w:pStyle w:val="Compact"/>
+              <w:spacing w:after="20"/>
+              <w:jc w:val="left"/>
+            </w:pPr>
+            <w:r>
+              <w:rPr>
+                <w:sz w:val="18"/>
+              </w:rPr>
               <w:t xml:space="preserve">Embedder propio (all-MiniLM-L6-v2)</w:t>
             </w:r>
           </w:p>
         </w:tc>
         <w:tc>
-          <w:tcPr/>
-          <w:p>
-            <w:pPr>
-              <w:pStyle w:val="Compact"/>
-            </w:pPr>
-            <w:r>
+          <w:tcPr>
+            <w:shd w:val="clear" w:color="auto" w:fill="F2F5FA"/>
+          </w:tcPr>
+          <w:p>
+            <w:pPr>
+              <w:pStyle w:val="Compact"/>
+              <w:spacing w:after="20"/>
+              <w:jc w:val="left"/>
+            </w:pPr>
+            <w:r>
+              <w:rPr>
+                <w:sz w:val="18"/>
+              </w:rPr>
               <w:t xml:space="preserve">Embeddings locales y gratuitos, sin enviar datos del catálogo a terceros;</w:t>
             </w:r>
             <w:r>
+              <w:rPr>
+                <w:sz w:val="18"/>
+              </w:rPr>
               <w:t xml:space="preserve"> </w:t>
             </w:r>
             <w:r>
               <w:rPr>
                 <w:b/>
                 <w:bCs/>
+                <w:sz w:val="18"/>
               </w:rPr>
               <w:t xml:space="preserve">debe coincidir</w:t>
             </w:r>
             <w:r>
+              <w:rPr>
+                <w:sz w:val="18"/>
+              </w:rPr>
               <w:t xml:space="preserve"> </w:t>
             </w:r>
             <w:r>
+              <w:rPr>
+                <w:sz w:val="18"/>
+              </w:rPr>
               <w:t xml:space="preserve">con el modelo del corpus</w:t>
             </w:r>
           </w:p>
         </w:tc>
       </w:tr>
       <w:tr>
+        <w:trPr>
+          <w:cantSplit/>
+        </w:trPr>
         <w:tc>
           <w:tcPr/>
           <w:p>
             <w:pPr>
               <w:pStyle w:val="Compact"/>
-            </w:pPr>
-            <w:r>
+              <w:spacing w:after="20"/>
+              <w:jc w:val="left"/>
+            </w:pPr>
+            <w:r>
+              <w:rPr>
+                <w:sz w:val="18"/>
+              </w:rPr>
               <w:t xml:space="preserve">Telegram</w:t>
             </w:r>
           </w:p>
@@ -2369,45 +3204,75 @@
           <w:p>
             <w:pPr>
               <w:pStyle w:val="Compact"/>
-            </w:pPr>
-            <w:r>
+              <w:spacing w:after="20"/>
+              <w:jc w:val="left"/>
+            </w:pPr>
+            <w:r>
+              <w:rPr>
+                <w:sz w:val="18"/>
+              </w:rPr>
               <w:t xml:space="preserve">Canal sin instalación, botones, encuestas y Mini App</w:t>
             </w:r>
           </w:p>
         </w:tc>
       </w:tr>
       <w:tr>
-        <w:tc>
-          <w:tcPr/>
-          <w:p>
-            <w:pPr>
-              <w:pStyle w:val="Compact"/>
-            </w:pPr>
-            <w:r>
+        <w:trPr>
+          <w:cantSplit/>
+        </w:trPr>
+        <w:tc>
+          <w:tcPr>
+            <w:shd w:val="clear" w:color="auto" w:fill="F2F5FA"/>
+          </w:tcPr>
+          <w:p>
+            <w:pPr>
+              <w:pStyle w:val="Compact"/>
+              <w:spacing w:after="20"/>
+              <w:jc w:val="left"/>
+            </w:pPr>
+            <w:r>
+              <w:rPr>
+                <w:sz w:val="18"/>
+              </w:rPr>
               <w:t xml:space="preserve">Alembic</w:t>
             </w:r>
           </w:p>
         </w:tc>
         <w:tc>
-          <w:tcPr/>
-          <w:p>
-            <w:pPr>
-              <w:pStyle w:val="Compact"/>
-            </w:pPr>
-            <w:r>
+          <w:tcPr>
+            <w:shd w:val="clear" w:color="auto" w:fill="F2F5FA"/>
+          </w:tcPr>
+          <w:p>
+            <w:pPr>
+              <w:pStyle w:val="Compact"/>
+              <w:spacing w:after="20"/>
+              <w:jc w:val="left"/>
+            </w:pPr>
+            <w:r>
+              <w:rPr>
+                <w:sz w:val="18"/>
+              </w:rPr>
               <w:t xml:space="preserve">Esquema versionado y migraciones compatibles hacia atrás</w:t>
             </w:r>
           </w:p>
         </w:tc>
       </w:tr>
       <w:tr>
+        <w:trPr>
+          <w:cantSplit/>
+        </w:trPr>
         <w:tc>
           <w:tcPr/>
           <w:p>
             <w:pPr>
               <w:pStyle w:val="Compact"/>
-            </w:pPr>
-            <w:r>
+              <w:spacing w:after="20"/>
+              <w:jc w:val="left"/>
+            </w:pPr>
+            <w:r>
+              <w:rPr>
+                <w:sz w:val="18"/>
+              </w:rPr>
               <w:t xml:space="preserve">Docker + Compose</w:t>
             </w:r>
           </w:p>
@@ -2417,45 +3282,75 @@
           <w:p>
             <w:pPr>
               <w:pStyle w:val="Compact"/>
-            </w:pPr>
-            <w:r>
+              <w:spacing w:after="20"/>
+              <w:jc w:val="left"/>
+            </w:pPr>
+            <w:r>
+              <w:rPr>
+                <w:sz w:val="18"/>
+              </w:rPr>
               <w:t xml:space="preserve">Portabilidad; la imagen se construye en el servidor y el rollback es redesplegar la versión anterior</w:t>
             </w:r>
           </w:p>
         </w:tc>
       </w:tr>
       <w:tr>
-        <w:tc>
-          <w:tcPr/>
-          <w:p>
-            <w:pPr>
-              <w:pStyle w:val="Compact"/>
-            </w:pPr>
-            <w:r>
+        <w:trPr>
+          <w:cantSplit/>
+        </w:trPr>
+        <w:tc>
+          <w:tcPr>
+            <w:shd w:val="clear" w:color="auto" w:fill="F2F5FA"/>
+          </w:tcPr>
+          <w:p>
+            <w:pPr>
+              <w:pStyle w:val="Compact"/>
+              <w:spacing w:after="20"/>
+              <w:jc w:val="left"/>
+            </w:pPr>
+            <w:r>
+              <w:rPr>
+                <w:sz w:val="18"/>
+              </w:rPr>
               <w:t xml:space="preserve">AWS EC2 única + CloudFormation + S3</w:t>
             </w:r>
           </w:p>
         </w:tc>
         <w:tc>
-          <w:tcPr/>
-          <w:p>
-            <w:pPr>
-              <w:pStyle w:val="Compact"/>
-            </w:pPr>
-            <w:r>
+          <w:tcPr>
+            <w:shd w:val="clear" w:color="auto" w:fill="F2F5FA"/>
+          </w:tcPr>
+          <w:p>
+            <w:pPr>
+              <w:pStyle w:val="Compact"/>
+              <w:spacing w:after="20"/>
+              <w:jc w:val="left"/>
+            </w:pPr>
+            <w:r>
+              <w:rPr>
+                <w:sz w:val="18"/>
+              </w:rPr>
               <w:t xml:space="preserve">Coste mínimo para un MVP, infraestructura como código, backups fuera de la máquina</w:t>
             </w:r>
           </w:p>
         </w:tc>
       </w:tr>
       <w:tr>
+        <w:trPr>
+          <w:cantSplit/>
+        </w:trPr>
         <w:tc>
           <w:tcPr/>
           <w:p>
             <w:pPr>
               <w:pStyle w:val="Compact"/>
-            </w:pPr>
-            <w:r>
+              <w:spacing w:after="20"/>
+              <w:jc w:val="left"/>
+            </w:pPr>
+            <w:r>
+              <w:rPr>
+                <w:sz w:val="18"/>
+              </w:rPr>
               <w:t xml:space="preserve">OpenTelemetry + Grafana stack</w:t>
             </w:r>
           </w:p>
@@ -2465,8 +3360,13 @@
           <w:p>
             <w:pPr>
               <w:pStyle w:val="Compact"/>
-            </w:pPr>
-            <w:r>
+              <w:spacing w:after="20"/>
+              <w:jc w:val="left"/>
+            </w:pPr>
+            <w:r>
+              <w:rPr>
+                <w:sz w:val="18"/>
+              </w:rPr>
               <w:t xml:space="preserve">Estándar abierto y trazabilidad de latencia, tokens y errores</w:t>
             </w:r>
           </w:p>
@@ -2547,6 +3447,8 @@
     <w:p>
       <w:pPr>
         <w:pStyle w:val="CaptionedFigure"/>
+        <w:keepNext/>
+        <w:jc w:val="center"/>
       </w:pPr>
       <w:r>
         <w:drawing>
@@ -3306,8 +4208,23 @@
       <w:tblPr>
         <w:tblStyle w:val="Table"/>
         <w:tblW w:type="pct" w:w="5000"/>
+        <w:jc w:val="center"/>
         <w:tblLayout w:type="fixed"/>
         <w:tblLook w:firstRow="1" w:lastRow="0" w:firstColumn="0" w:lastColumn="0" w:noHBand="0" w:noVBand="0" w:val="0020"/>
+        <w:tblBorders>
+          <w:top w:val="single" w:sz="4" w:space="0" w:color="BFC7D5"/>
+          <w:left w:val="single" w:sz="4" w:space="0" w:color="BFC7D5"/>
+          <w:bottom w:val="single" w:sz="4" w:space="0" w:color="BFC7D5"/>
+          <w:right w:val="single" w:sz="4" w:space="0" w:color="BFC7D5"/>
+          <w:insideH w:val="single" w:sz="4" w:space="0" w:color="BFC7D5"/>
+          <w:insideV w:val="single" w:sz="4" w:space="0" w:color="BFC7D5"/>
+        </w:tblBorders>
+        <w:tblCellMar>
+          <w:top w:w="50" w:type="dxa"/>
+          <w:left w:w="90" w:type="dxa"/>
+          <w:bottom w:w="50" w:type="dxa"/>
+          <w:right w:w="90" w:type="dxa"/>
+        </w:tblCellMar>
       </w:tblPr>
       <w:tblGrid>
         <w:gridCol w:w="2640"/>
@@ -3317,49 +4234,86 @@
       <w:tr>
         <w:trPr>
           <w:tblHeader w:val="on"/>
+          <w:cantSplit/>
+          <w:tblHeader/>
         </w:trPr>
         <w:tc>
-          <w:tcPr/>
-          <w:p>
-            <w:pPr>
-              <w:pStyle w:val="Compact"/>
-            </w:pPr>
-            <w:r>
+          <w:tcPr>
+            <w:shd w:val="clear" w:color="auto" w:fill="1A3A6B"/>
+          </w:tcPr>
+          <w:p>
+            <w:pPr>
+              <w:pStyle w:val="Compact"/>
+              <w:spacing w:after="20"/>
+              <w:jc w:val="left"/>
+            </w:pPr>
+            <w:r>
+              <w:rPr>
+                <w:b/>
+                <w:color w:val="FFFFFF"/>
+                <w:sz w:val="18"/>
+              </w:rPr>
               <w:t xml:space="preserve">Elemento</w:t>
             </w:r>
           </w:p>
         </w:tc>
         <w:tc>
-          <w:tcPr/>
-          <w:p>
-            <w:pPr>
-              <w:pStyle w:val="Compact"/>
-            </w:pPr>
-            <w:r>
+          <w:tcPr>
+            <w:shd w:val="clear" w:color="auto" w:fill="1A3A6B"/>
+          </w:tcPr>
+          <w:p>
+            <w:pPr>
+              <w:pStyle w:val="Compact"/>
+              <w:spacing w:after="20"/>
+              <w:jc w:val="left"/>
+            </w:pPr>
+            <w:r>
+              <w:rPr>
+                <w:b/>
+                <w:color w:val="FFFFFF"/>
+                <w:sz w:val="18"/>
+              </w:rPr>
               <w:t xml:space="preserve">Modelo / enfoque</w:t>
             </w:r>
           </w:p>
         </w:tc>
         <w:tc>
-          <w:tcPr/>
-          <w:p>
-            <w:pPr>
-              <w:pStyle w:val="Compact"/>
-            </w:pPr>
-            <w:r>
+          <w:tcPr>
+            <w:shd w:val="clear" w:color="auto" w:fill="1A3A6B"/>
+          </w:tcPr>
+          <w:p>
+            <w:pPr>
+              <w:pStyle w:val="Compact"/>
+              <w:spacing w:after="20"/>
+              <w:jc w:val="left"/>
+            </w:pPr>
+            <w:r>
+              <w:rPr>
+                <w:b/>
+                <w:color w:val="FFFFFF"/>
+                <w:sz w:val="18"/>
+              </w:rPr>
               <w:t xml:space="preserve">Configuración</w:t>
             </w:r>
           </w:p>
         </w:tc>
       </w:tr>
       <w:tr>
+        <w:trPr>
+          <w:cantSplit/>
+        </w:trPr>
         <w:tc>
           <w:tcPr/>
           <w:p>
             <w:pPr>
               <w:pStyle w:val="Compact"/>
-            </w:pPr>
-            <w:r>
+              <w:spacing w:after="20"/>
+              <w:jc w:val="left"/>
+            </w:pPr>
+            <w:r>
+              <w:rPr>
+                <w:sz w:val="18"/>
+              </w:rPr>
               <w:t xml:space="preserve">LLM conversacional y de planes</w:t>
             </w:r>
           </w:p>
@@ -3369,32 +4323,51 @@
           <w:p>
             <w:pPr>
               <w:pStyle w:val="Compact"/>
-            </w:pPr>
-            <w:r>
+              <w:spacing w:after="20"/>
+              <w:jc w:val="left"/>
+            </w:pPr>
+            <w:r>
+              <w:rPr>
+                <w:sz w:val="18"/>
+              </w:rPr>
               <w:t xml:space="preserve">Cualquier API OpenAI-compatible (ejemplo por defecto en</w:t>
             </w:r>
             <w:r>
+              <w:rPr>
+                <w:sz w:val="18"/>
+              </w:rPr>
               <w:t xml:space="preserve"> </w:t>
             </w:r>
             <w:r>
               <w:rPr>
                 <w:rStyle w:val="VerbatimChar"/>
+                <w:sz w:val="18"/>
               </w:rPr>
               <w:t xml:space="preserve">.env.example</w:t>
             </w:r>
             <w:r>
+              <w:rPr>
+                <w:sz w:val="18"/>
+              </w:rPr>
               <w:t xml:space="preserve">:</w:t>
             </w:r>
             <w:r>
+              <w:rPr>
+                <w:sz w:val="18"/>
+              </w:rPr>
               <w:t xml:space="preserve"> </w:t>
             </w:r>
             <w:r>
               <w:rPr>
                 <w:rStyle w:val="VerbatimChar"/>
+                <w:sz w:val="18"/>
               </w:rPr>
               <w:t xml:space="preserve">gpt-5-nano-2025-08-07</w:t>
             </w:r>
             <w:r>
+              <w:rPr>
+                <w:sz w:val="18"/>
+              </w:rPr>
               <w:t xml:space="preserve">)</w:t>
             </w:r>
           </w:p>
@@ -3404,34 +4377,51 @@
           <w:p>
             <w:pPr>
               <w:pStyle w:val="Compact"/>
+              <w:spacing w:after="20"/>
+              <w:jc w:val="left"/>
             </w:pPr>
             <w:r>
               <w:rPr>
                 <w:rStyle w:val="VerbatimChar"/>
+                <w:sz w:val="18"/>
               </w:rPr>
               <w:t xml:space="preserve">ia_base_url</w:t>
             </w:r>
             <w:r>
+              <w:rPr>
+                <w:sz w:val="18"/>
+              </w:rPr>
               <w:t xml:space="preserve">,</w:t>
             </w:r>
             <w:r>
+              <w:rPr>
+                <w:sz w:val="18"/>
+              </w:rPr>
               <w:t xml:space="preserve"> </w:t>
             </w:r>
             <w:r>
               <w:rPr>
                 <w:rStyle w:val="VerbatimChar"/>
+                <w:sz w:val="18"/>
               </w:rPr>
               <w:t xml:space="preserve">ia_model</w:t>
             </w:r>
             <w:r>
+              <w:rPr>
+                <w:sz w:val="18"/>
+              </w:rPr>
               <w:t xml:space="preserve">,</w:t>
             </w:r>
             <w:r>
+              <w:rPr>
+                <w:sz w:val="18"/>
+              </w:rPr>
               <w:t xml:space="preserve"> </w:t>
             </w:r>
             <w:r>
               <w:rPr>
                 <w:rStyle w:val="VerbatimChar"/>
+                <w:sz w:val="18"/>
               </w:rPr>
               <w:t xml:space="preserve">ia_temperature</w:t>
             </w:r>
@@ -3439,52 +4429,84 @@
         </w:tc>
       </w:tr>
       <w:tr>
-        <w:tc>
-          <w:tcPr/>
-          <w:p>
-            <w:pPr>
-              <w:pStyle w:val="Compact"/>
-            </w:pPr>
-            <w:r>
+        <w:trPr>
+          <w:cantSplit/>
+        </w:trPr>
+        <w:tc>
+          <w:tcPr>
+            <w:shd w:val="clear" w:color="auto" w:fill="F2F5FA"/>
+          </w:tcPr>
+          <w:p>
+            <w:pPr>
+              <w:pStyle w:val="Compact"/>
+              <w:spacing w:after="20"/>
+              <w:jc w:val="left"/>
+            </w:pPr>
+            <w:r>
+              <w:rPr>
+                <w:sz w:val="18"/>
+              </w:rPr>
               <w:t xml:space="preserve">Modelos por tarea del entrenador</w:t>
             </w:r>
           </w:p>
         </w:tc>
         <w:tc>
-          <w:tcPr/>
-          <w:p>
-            <w:pPr>
-              <w:pStyle w:val="Compact"/>
-            </w:pPr>
-            <w:r>
+          <w:tcPr>
+            <w:shd w:val="clear" w:color="auto" w:fill="F2F5FA"/>
+          </w:tcPr>
+          <w:p>
+            <w:pPr>
+              <w:pStyle w:val="Compact"/>
+              <w:spacing w:after="20"/>
+              <w:jc w:val="left"/>
+            </w:pPr>
+            <w:r>
+              <w:rPr>
+                <w:sz w:val="18"/>
+              </w:rPr>
               <w:t xml:space="preserve">Generación, consulta y extracción con modelo, temperatura,</w:t>
             </w:r>
             <w:r>
+              <w:rPr>
+                <w:sz w:val="18"/>
+              </w:rPr>
               <w:t xml:space="preserve"> </w:t>
             </w:r>
             <w:r>
               <w:rPr>
                 <w:rStyle w:val="VerbatimChar"/>
+                <w:sz w:val="18"/>
               </w:rPr>
               <w:t xml:space="preserve">max_tokens</w:t>
             </w:r>
             <w:r>
+              <w:rPr>
+                <w:sz w:val="18"/>
+              </w:rPr>
               <w:t xml:space="preserve"> </w:t>
             </w:r>
             <w:r>
+              <w:rPr>
+                <w:sz w:val="18"/>
+              </w:rPr>
               <w:t xml:space="preserve">y timeout independientes</w:t>
             </w:r>
           </w:p>
         </w:tc>
         <w:tc>
-          <w:tcPr/>
-          <w:p>
-            <w:pPr>
-              <w:pStyle w:val="Compact"/>
+          <w:tcPr>
+            <w:shd w:val="clear" w:color="auto" w:fill="F2F5FA"/>
+          </w:tcPr>
+          <w:p>
+            <w:pPr>
+              <w:pStyle w:val="Compact"/>
+              <w:spacing w:after="20"/>
+              <w:jc w:val="left"/>
             </w:pPr>
             <w:r>
               <w:rPr>
                 <w:rStyle w:val="VerbatimChar"/>
+                <w:sz w:val="18"/>
               </w:rPr>
               <w:t xml:space="preserve">ia_trainer_*</w:t>
             </w:r>
@@ -3492,13 +4514,21 @@
         </w:tc>
       </w:tr>
       <w:tr>
+        <w:trPr>
+          <w:cantSplit/>
+        </w:trPr>
         <w:tc>
           <w:tcPr/>
           <w:p>
             <w:pPr>
               <w:pStyle w:val="Compact"/>
-            </w:pPr>
-            <w:r>
+              <w:spacing w:after="20"/>
+              <w:jc w:val="left"/>
+            </w:pPr>
+            <w:r>
+              <w:rPr>
+                <w:sz w:val="18"/>
+              </w:rPr>
               <w:t xml:space="preserve">Curador de ejercicios</w:t>
             </w:r>
           </w:p>
@@ -3508,17 +4538,26 @@
           <w:p>
             <w:pPr>
               <w:pStyle w:val="Compact"/>
+              <w:spacing w:after="20"/>
+              <w:jc w:val="left"/>
             </w:pPr>
             <w:r>
               <w:rPr>
                 <w:rStyle w:val="VerbatimChar"/>
+                <w:sz w:val="18"/>
               </w:rPr>
               <w:t xml:space="preserve">gpt-5.4-mini</w:t>
             </w:r>
             <w:r>
+              <w:rPr>
+                <w:sz w:val="18"/>
+              </w:rPr>
               <w:t xml:space="preserve"> </w:t>
             </w:r>
             <w:r>
+              <w:rPr>
+                <w:sz w:val="18"/>
+              </w:rPr>
               <w:t xml:space="preserve">por defecto, temperatura 0,1</w:t>
             </w:r>
           </w:p>
@@ -3528,10 +4567,13 @@
           <w:p>
             <w:pPr>
               <w:pStyle w:val="Compact"/>
+              <w:spacing w:after="20"/>
+              <w:jc w:val="left"/>
             </w:pPr>
             <w:r>
               <w:rPr>
                 <w:rStyle w:val="VerbatimChar"/>
+                <w:sz w:val="18"/>
               </w:rPr>
               <w:t xml:space="preserve">ia_exercise_curator_*</w:t>
             </w:r>
@@ -3539,61 +4581,97 @@
         </w:tc>
       </w:tr>
       <w:tr>
-        <w:tc>
-          <w:tcPr/>
-          <w:p>
-            <w:pPr>
-              <w:pStyle w:val="Compact"/>
-            </w:pPr>
-            <w:r>
+        <w:trPr>
+          <w:cantSplit/>
+        </w:trPr>
+        <w:tc>
+          <w:tcPr>
+            <w:shd w:val="clear" w:color="auto" w:fill="F2F5FA"/>
+          </w:tcPr>
+          <w:p>
+            <w:pPr>
+              <w:pStyle w:val="Compact"/>
+              <w:spacing w:after="20"/>
+              <w:jc w:val="left"/>
+            </w:pPr>
+            <w:r>
+              <w:rPr>
+                <w:sz w:val="18"/>
+              </w:rPr>
               <w:t xml:space="preserve">Razonamiento del entrevistador</w:t>
             </w:r>
           </w:p>
         </w:tc>
         <w:tc>
-          <w:tcPr/>
-          <w:p>
-            <w:pPr>
-              <w:pStyle w:val="Compact"/>
+          <w:tcPr>
+            <w:shd w:val="clear" w:color="auto" w:fill="F2F5FA"/>
+          </w:tcPr>
+          <w:p>
+            <w:pPr>
+              <w:pStyle w:val="Compact"/>
+              <w:spacing w:after="20"/>
+              <w:jc w:val="left"/>
             </w:pPr>
             <w:r>
               <w:rPr>
                 <w:rStyle w:val="VerbatimChar"/>
+                <w:sz w:val="18"/>
               </w:rPr>
               <w:t xml:space="preserve">minimal</w:t>
             </w:r>
             <w:r>
+              <w:rPr>
+                <w:sz w:val="18"/>
+              </w:rPr>
               <w:t xml:space="preserve"> </w:t>
             </w:r>
             <w:r>
+              <w:rPr>
+                <w:sz w:val="18"/>
+              </w:rPr>
               <w:t xml:space="preserve">por defecto;</w:t>
             </w:r>
             <w:r>
+              <w:rPr>
+                <w:sz w:val="18"/>
+              </w:rPr>
               <w:t xml:space="preserve"> </w:t>
             </w:r>
             <w:r>
               <w:rPr>
                 <w:rStyle w:val="VerbatimChar"/>
+                <w:sz w:val="18"/>
               </w:rPr>
               <w:t xml:space="preserve">default</w:t>
             </w:r>
             <w:r>
+              <w:rPr>
+                <w:sz w:val="18"/>
+              </w:rPr>
               <w:t xml:space="preserve"> </w:t>
             </w:r>
             <w:r>
+              <w:rPr>
+                <w:sz w:val="18"/>
+              </w:rPr>
               <w:t xml:space="preserve">omite el parámetro para proveedores incompatibles</w:t>
             </w:r>
           </w:p>
         </w:tc>
         <w:tc>
-          <w:tcPr/>
-          <w:p>
-            <w:pPr>
-              <w:pStyle w:val="Compact"/>
+          <w:tcPr>
+            <w:shd w:val="clear" w:color="auto" w:fill="F2F5FA"/>
+          </w:tcPr>
+          <w:p>
+            <w:pPr>
+              <w:pStyle w:val="Compact"/>
+              <w:spacing w:after="20"/>
+              <w:jc w:val="left"/>
             </w:pPr>
             <w:r>
               <w:rPr>
                 <w:rStyle w:val="VerbatimChar"/>
+                <w:sz w:val="18"/>
               </w:rPr>
               <w:t xml:space="preserve">ia_interviewer_reasoning_effort</w:t>
             </w:r>
@@ -3601,13 +4679,21 @@
         </w:tc>
       </w:tr>
       <w:tr>
+        <w:trPr>
+          <w:cantSplit/>
+        </w:trPr>
         <w:tc>
           <w:tcPr/>
           <w:p>
             <w:pPr>
               <w:pStyle w:val="Compact"/>
-            </w:pPr>
-            <w:r>
+              <w:spacing w:after="20"/>
+              <w:jc w:val="left"/>
+            </w:pPr>
+            <w:r>
+              <w:rPr>
+                <w:sz w:val="18"/>
+              </w:rPr>
               <w:t xml:space="preserve">Embeddings</w:t>
             </w:r>
           </w:p>
@@ -3617,14 +4703,20 @@
           <w:p>
             <w:pPr>
               <w:pStyle w:val="Compact"/>
+              <w:spacing w:after="20"/>
+              <w:jc w:val="left"/>
             </w:pPr>
             <w:r>
               <w:rPr>
                 <w:rStyle w:val="VerbatimChar"/>
+                <w:sz w:val="18"/>
               </w:rPr>
               <w:t xml:space="preserve">all-MiniLM-L6-v2</w:t>
             </w:r>
             <w:r>
+              <w:rPr>
+                <w:sz w:val="18"/>
+              </w:rPr>
               <w:t xml:space="preserve">, 384 dimensiones, servicio propio</w:t>
             </w:r>
           </w:p>
@@ -3634,10 +4726,13 @@
           <w:p>
             <w:pPr>
               <w:pStyle w:val="Compact"/>
+              <w:spacing w:after="20"/>
+              <w:jc w:val="left"/>
             </w:pPr>
             <w:r>
               <w:rPr>
                 <w:rStyle w:val="VerbatimChar"/>
+                <w:sz w:val="18"/>
               </w:rPr>
               <w:t xml:space="preserve">embedder_*</w:t>
             </w:r>
@@ -3645,49 +4740,78 @@
         </w:tc>
       </w:tr>
       <w:tr>
-        <w:tc>
-          <w:tcPr/>
-          <w:p>
-            <w:pPr>
-              <w:pStyle w:val="Compact"/>
-            </w:pPr>
-            <w:r>
+        <w:trPr>
+          <w:cantSplit/>
+        </w:trPr>
+        <w:tc>
+          <w:tcPr>
+            <w:shd w:val="clear" w:color="auto" w:fill="F2F5FA"/>
+          </w:tcPr>
+          <w:p>
+            <w:pPr>
+              <w:pStyle w:val="Compact"/>
+              <w:spacing w:after="20"/>
+              <w:jc w:val="left"/>
+            </w:pPr>
+            <w:r>
+              <w:rPr>
+                <w:sz w:val="18"/>
+              </w:rPr>
               <w:t xml:space="preserve">Transcripción/voz (solo</w:t>
             </w:r>
             <w:r>
+              <w:rPr>
+                <w:sz w:val="18"/>
+              </w:rPr>
               <w:t xml:space="preserve"> </w:t>
             </w:r>
             <w:r>
               <w:rPr>
                 <w:rStyle w:val="VerbatimChar"/>
+                <w:sz w:val="18"/>
               </w:rPr>
               <w:t xml:space="preserve">rag-doc</w:t>
             </w:r>
             <w:r>
+              <w:rPr>
+                <w:sz w:val="18"/>
+              </w:rPr>
               <w:t xml:space="preserve">)</w:t>
             </w:r>
           </w:p>
         </w:tc>
         <w:tc>
-          <w:tcPr/>
-          <w:p>
-            <w:pPr>
-              <w:pStyle w:val="Compact"/>
-            </w:pPr>
-            <w:r>
+          <w:tcPr>
+            <w:shd w:val="clear" w:color="auto" w:fill="F2F5FA"/>
+          </w:tcPr>
+          <w:p>
+            <w:pPr>
+              <w:pStyle w:val="Compact"/>
+              <w:spacing w:after="20"/>
+              <w:jc w:val="left"/>
+            </w:pPr>
+            <w:r>
+              <w:rPr>
+                <w:sz w:val="18"/>
+              </w:rPr>
               <w:t xml:space="preserve">faster-whisper y Piper locales</w:t>
             </w:r>
           </w:p>
         </w:tc>
         <w:tc>
-          <w:tcPr/>
-          <w:p>
-            <w:pPr>
-              <w:pStyle w:val="Compact"/>
+          <w:tcPr>
+            <w:shd w:val="clear" w:color="auto" w:fill="F2F5FA"/>
+          </w:tcPr>
+          <w:p>
+            <w:pPr>
+              <w:pStyle w:val="Compact"/>
+              <w:spacing w:after="20"/>
+              <w:jc w:val="left"/>
             </w:pPr>
             <w:r>
               <w:rPr>
                 <w:rStyle w:val="VerbatimChar"/>
+                <w:sz w:val="18"/>
               </w:rPr>
               <w:t xml:space="preserve">infra/rag-doc</w:t>
             </w:r>
@@ -3856,6 +4980,8 @@
     <w:p>
       <w:pPr>
         <w:pStyle w:val="CaptionedFigure"/>
+        <w:keepNext/>
+        <w:jc w:val="center"/>
       </w:pPr>
       <w:r>
         <w:drawing>
@@ -3912,8 +5038,23 @@
       <w:tblPr>
         <w:tblStyle w:val="Table"/>
         <w:tblW w:type="pct" w:w="5000"/>
+        <w:jc w:val="center"/>
         <w:tblLayout w:type="fixed"/>
         <w:tblLook w:firstRow="1" w:lastRow="0" w:firstColumn="0" w:lastColumn="0" w:noHBand="0" w:noVBand="0" w:val="0020"/>
+        <w:tblBorders>
+          <w:top w:val="single" w:sz="4" w:space="0" w:color="BFC7D5"/>
+          <w:left w:val="single" w:sz="4" w:space="0" w:color="BFC7D5"/>
+          <w:bottom w:val="single" w:sz="4" w:space="0" w:color="BFC7D5"/>
+          <w:right w:val="single" w:sz="4" w:space="0" w:color="BFC7D5"/>
+          <w:insideH w:val="single" w:sz="4" w:space="0" w:color="BFC7D5"/>
+          <w:insideV w:val="single" w:sz="4" w:space="0" w:color="BFC7D5"/>
+        </w:tblBorders>
+        <w:tblCellMar>
+          <w:top w:w="50" w:type="dxa"/>
+          <w:left w:w="90" w:type="dxa"/>
+          <w:bottom w:w="50" w:type="dxa"/>
+          <w:right w:w="90" w:type="dxa"/>
+        </w:tblCellMar>
       </w:tblPr>
       <w:tblGrid>
         <w:gridCol w:w="3960"/>
@@ -3922,38 +5063,66 @@
       <w:tr>
         <w:trPr>
           <w:tblHeader w:val="on"/>
+          <w:cantSplit/>
+          <w:tblHeader/>
         </w:trPr>
         <w:tc>
-          <w:tcPr/>
-          <w:p>
-            <w:pPr>
-              <w:pStyle w:val="Compact"/>
-            </w:pPr>
-            <w:r>
+          <w:tcPr>
+            <w:shd w:val="clear" w:color="auto" w:fill="1A3A6B"/>
+          </w:tcPr>
+          <w:p>
+            <w:pPr>
+              <w:pStyle w:val="Compact"/>
+              <w:spacing w:after="20"/>
+              <w:jc w:val="left"/>
+            </w:pPr>
+            <w:r>
+              <w:rPr>
+                <w:b/>
+                <w:color w:val="FFFFFF"/>
+                <w:sz w:val="18"/>
+              </w:rPr>
               <w:t xml:space="preserve">Fase</w:t>
             </w:r>
           </w:p>
         </w:tc>
         <w:tc>
-          <w:tcPr/>
-          <w:p>
-            <w:pPr>
-              <w:pStyle w:val="Compact"/>
-            </w:pPr>
-            <w:r>
+          <w:tcPr>
+            <w:shd w:val="clear" w:color="auto" w:fill="1A3A6B"/>
+          </w:tcPr>
+          <w:p>
+            <w:pPr>
+              <w:pStyle w:val="Compact"/>
+              <w:spacing w:after="20"/>
+              <w:jc w:val="left"/>
+            </w:pPr>
+            <w:r>
+              <w:rPr>
+                <w:b/>
+                <w:color w:val="FFFFFF"/>
+                <w:sz w:val="18"/>
+              </w:rPr>
               <w:t xml:space="preserve">Herramientas</w:t>
             </w:r>
           </w:p>
         </w:tc>
       </w:tr>
       <w:tr>
+        <w:trPr>
+          <w:cantSplit/>
+        </w:trPr>
         <w:tc>
           <w:tcPr/>
           <w:p>
             <w:pPr>
               <w:pStyle w:val="Compact"/>
-            </w:pPr>
-            <w:r>
+              <w:spacing w:after="20"/>
+              <w:jc w:val="left"/>
+            </w:pPr>
+            <w:r>
+              <w:rPr>
+                <w:sz w:val="18"/>
+              </w:rPr>
               <w:t xml:space="preserve">Local (shift-left)</w:t>
             </w:r>
           </w:p>
@@ -3963,88 +5132,139 @@
           <w:p>
             <w:pPr>
               <w:pStyle w:val="Compact"/>
-            </w:pPr>
-            <w:r>
+              <w:spacing w:after="20"/>
+              <w:jc w:val="left"/>
+            </w:pPr>
+            <w:r>
+              <w:rPr>
+                <w:sz w:val="18"/>
+              </w:rPr>
               <w:t xml:space="preserve">pre-commit: higiene,</w:t>
             </w:r>
             <w:r>
+              <w:rPr>
+                <w:sz w:val="18"/>
+              </w:rPr>
               <w:t xml:space="preserve"> </w:t>
             </w:r>
             <w:r>
               <w:rPr>
                 <w:rStyle w:val="VerbatimChar"/>
+                <w:sz w:val="18"/>
               </w:rPr>
               <w:t xml:space="preserve">gitleaks</w:t>
             </w:r>
             <w:r>
+              <w:rPr>
+                <w:sz w:val="18"/>
+              </w:rPr>
               <w:t xml:space="preserve">,</w:t>
             </w:r>
             <w:r>
+              <w:rPr>
+                <w:sz w:val="18"/>
+              </w:rPr>
               <w:t xml:space="preserve"> </w:t>
             </w:r>
             <w:r>
               <w:rPr>
                 <w:rStyle w:val="VerbatimChar"/>
+                <w:sz w:val="18"/>
               </w:rPr>
               <w:t xml:space="preserve">ruff</w:t>
             </w:r>
             <w:r>
+              <w:rPr>
+                <w:sz w:val="18"/>
+              </w:rPr>
               <w:t xml:space="preserve"> </w:t>
             </w:r>
             <w:r>
+              <w:rPr>
+                <w:sz w:val="18"/>
+              </w:rPr>
               <w:t xml:space="preserve">+</w:t>
             </w:r>
             <w:r>
+              <w:rPr>
+                <w:sz w:val="18"/>
+              </w:rPr>
               <w:t xml:space="preserve"> </w:t>
             </w:r>
             <w:r>
               <w:rPr>
                 <w:rStyle w:val="VerbatimChar"/>
+                <w:sz w:val="18"/>
               </w:rPr>
               <w:t xml:space="preserve">ruff-format</w:t>
             </w:r>
             <w:r>
+              <w:rPr>
+                <w:sz w:val="18"/>
+              </w:rPr>
               <w:t xml:space="preserve">,</w:t>
             </w:r>
             <w:r>
+              <w:rPr>
+                <w:sz w:val="18"/>
+              </w:rPr>
               <w:t xml:space="preserve"> </w:t>
             </w:r>
             <w:r>
               <w:rPr>
                 <w:rStyle w:val="VerbatimChar"/>
+                <w:sz w:val="18"/>
               </w:rPr>
               <w:t xml:space="preserve">bandit</w:t>
             </w:r>
             <w:r>
+              <w:rPr>
+                <w:sz w:val="18"/>
+              </w:rPr>
               <w:t xml:space="preserve">,</w:t>
             </w:r>
             <w:r>
+              <w:rPr>
+                <w:sz w:val="18"/>
+              </w:rPr>
               <w:t xml:space="preserve"> </w:t>
             </w:r>
             <w:r>
               <w:rPr>
                 <w:rStyle w:val="VerbatimChar"/>
+                <w:sz w:val="18"/>
               </w:rPr>
               <w:t xml:space="preserve">cfn-lint</w:t>
             </w:r>
             <w:r>
+              <w:rPr>
+                <w:sz w:val="18"/>
+              </w:rPr>
               <w:t xml:space="preserve">; bloqueo de commits directos a</w:t>
             </w:r>
             <w:r>
+              <w:rPr>
+                <w:sz w:val="18"/>
+              </w:rPr>
               <w:t xml:space="preserve"> </w:t>
             </w:r>
             <w:r>
               <w:rPr>
                 <w:rStyle w:val="VerbatimChar"/>
+                <w:sz w:val="18"/>
               </w:rPr>
               <w:t xml:space="preserve">main</w:t>
             </w:r>
             <w:r>
+              <w:rPr>
+                <w:sz w:val="18"/>
+              </w:rPr>
               <w:t xml:space="preserve">/</w:t>
             </w:r>
             <w:r>
               <w:rPr>
                 <w:rStyle w:val="VerbatimChar"/>
+                <w:sz w:val="18"/>
               </w:rPr>
               <w:t xml:space="preserve">develop</w:t>
             </w:r>
@@ -4052,46 +5272,75 @@
         </w:tc>
       </w:tr>
       <w:tr>
-        <w:tc>
-          <w:tcPr/>
-          <w:p>
-            <w:pPr>
-              <w:pStyle w:val="Compact"/>
-            </w:pPr>
-            <w:r>
+        <w:trPr>
+          <w:cantSplit/>
+        </w:trPr>
+        <w:tc>
+          <w:tcPr>
+            <w:shd w:val="clear" w:color="auto" w:fill="F2F5FA"/>
+          </w:tcPr>
+          <w:p>
+            <w:pPr>
+              <w:pStyle w:val="Compact"/>
+              <w:spacing w:after="20"/>
+              <w:jc w:val="left"/>
+            </w:pPr>
+            <w:r>
+              <w:rPr>
+                <w:sz w:val="18"/>
+              </w:rPr>
               <w:t xml:space="preserve">CI (</w:t>
             </w:r>
             <w:r>
               <w:rPr>
                 <w:rStyle w:val="VerbatimChar"/>
+                <w:sz w:val="18"/>
               </w:rPr>
               <w:t xml:space="preserve">build.yml</w:t>
             </w:r>
             <w:r>
+              <w:rPr>
+                <w:sz w:val="18"/>
+              </w:rPr>
               <w:t xml:space="preserve">)</w:t>
             </w:r>
           </w:p>
         </w:tc>
         <w:tc>
-          <w:tcPr/>
-          <w:p>
-            <w:pPr>
-              <w:pStyle w:val="Compact"/>
-            </w:pPr>
-            <w:r>
+          <w:tcPr>
+            <w:shd w:val="clear" w:color="auto" w:fill="F2F5FA"/>
+          </w:tcPr>
+          <w:p>
+            <w:pPr>
+              <w:pStyle w:val="Compact"/>
+              <w:spacing w:after="20"/>
+              <w:jc w:val="left"/>
+            </w:pPr>
+            <w:r>
+              <w:rPr>
+                <w:sz w:val="18"/>
+              </w:rPr>
               <w:t xml:space="preserve">Calidad y seguridad (ruff, mypy estricto, gitleaks, pip-audit, bandit) → Semgrep (SAST) → tests con cobertura mínima del 80 %</w:t>
             </w:r>
           </w:p>
         </w:tc>
       </w:tr>
       <w:tr>
+        <w:trPr>
+          <w:cantSplit/>
+        </w:trPr>
         <w:tc>
           <w:tcPr/>
           <w:p>
             <w:pPr>
               <w:pStyle w:val="Compact"/>
-            </w:pPr>
-            <w:r>
+              <w:spacing w:after="20"/>
+              <w:jc w:val="left"/>
+            </w:pPr>
+            <w:r>
+              <w:rPr>
+                <w:sz w:val="18"/>
+              </w:rPr>
               <w:t xml:space="preserve">Control de ramas</w:t>
             </w:r>
           </w:p>
@@ -4101,37 +5350,57 @@
           <w:p>
             <w:pPr>
               <w:pStyle w:val="Compact"/>
+              <w:spacing w:after="20"/>
+              <w:jc w:val="left"/>
             </w:pPr>
             <w:r>
               <w:rPr>
                 <w:rStyle w:val="VerbatimChar"/>
+                <w:sz w:val="18"/>
               </w:rPr>
               <w:t xml:space="preserve">validate-develop-merge</w:t>
             </w:r>
             <w:r>
+              <w:rPr>
+                <w:sz w:val="18"/>
+              </w:rPr>
               <w:t xml:space="preserve"> </w:t>
             </w:r>
             <w:r>
+              <w:rPr>
+                <w:sz w:val="18"/>
+              </w:rPr>
               <w:t xml:space="preserve">y</w:t>
             </w:r>
             <w:r>
+              <w:rPr>
+                <w:sz w:val="18"/>
+              </w:rPr>
               <w:t xml:space="preserve"> </w:t>
             </w:r>
             <w:r>
               <w:rPr>
                 <w:rStyle w:val="VerbatimChar"/>
+                <w:sz w:val="18"/>
               </w:rPr>
               <w:t xml:space="preserve">validate-main-merge</w:t>
             </w:r>
             <w:r>
+              <w:rPr>
+                <w:sz w:val="18"/>
+              </w:rPr>
               <w:t xml:space="preserve">; flujo</w:t>
             </w:r>
             <w:r>
+              <w:rPr>
+                <w:sz w:val="18"/>
+              </w:rPr>
               <w:t xml:space="preserve"> </w:t>
             </w:r>
             <w:r>
               <w:rPr>
                 <w:rStyle w:val="VerbatimChar"/>
+                <w:sz w:val="18"/>
               </w:rPr>
               <w:t xml:space="preserve">feature/* → develop → main</w:t>
             </w:r>
@@ -4139,55 +5408,88 @@
         </w:tc>
       </w:tr>
       <w:tr>
-        <w:tc>
-          <w:tcPr/>
-          <w:p>
-            <w:pPr>
-              <w:pStyle w:val="Compact"/>
-            </w:pPr>
-            <w:r>
+        <w:trPr>
+          <w:cantSplit/>
+        </w:trPr>
+        <w:tc>
+          <w:tcPr>
+            <w:shd w:val="clear" w:color="auto" w:fill="F2F5FA"/>
+          </w:tcPr>
+          <w:p>
+            <w:pPr>
+              <w:pStyle w:val="Compact"/>
+              <w:spacing w:after="20"/>
+              <w:jc w:val="left"/>
+            </w:pPr>
+            <w:r>
+              <w:rPr>
+                <w:sz w:val="18"/>
+              </w:rPr>
               <w:t xml:space="preserve">Release (</w:t>
             </w:r>
             <w:r>
               <w:rPr>
                 <w:rStyle w:val="VerbatimChar"/>
+                <w:sz w:val="18"/>
               </w:rPr>
               <w:t xml:space="preserve">release.yml</w:t>
             </w:r>
             <w:r>
+              <w:rPr>
+                <w:sz w:val="18"/>
+              </w:rPr>
               <w:t xml:space="preserve">)</w:t>
             </w:r>
           </w:p>
         </w:tc>
         <w:tc>
-          <w:tcPr/>
-          <w:p>
-            <w:pPr>
-              <w:pStyle w:val="Compact"/>
-            </w:pPr>
-            <w:r>
+          <w:tcPr>
+            <w:shd w:val="clear" w:color="auto" w:fill="F2F5FA"/>
+          </w:tcPr>
+          <w:p>
+            <w:pPr>
+              <w:pStyle w:val="Compact"/>
+              <w:spacing w:after="20"/>
+              <w:jc w:val="left"/>
+            </w:pPr>
+            <w:r>
+              <w:rPr>
+                <w:sz w:val="18"/>
+              </w:rPr>
               <w:t xml:space="preserve">Manual y versionado; construye la imagen, escaneo Trivy (SARIF en la pestaña Security) y crea la release de GitHub</w:t>
             </w:r>
           </w:p>
         </w:tc>
       </w:tr>
       <w:tr>
+        <w:trPr>
+          <w:cantSplit/>
+        </w:trPr>
         <w:tc>
           <w:tcPr/>
           <w:p>
             <w:pPr>
               <w:pStyle w:val="Compact"/>
-            </w:pPr>
-            <w:r>
+              <w:spacing w:after="20"/>
+              <w:jc w:val="left"/>
+            </w:pPr>
+            <w:r>
+              <w:rPr>
+                <w:sz w:val="18"/>
+              </w:rPr>
               <w:t xml:space="preserve">Deploy (</w:t>
             </w:r>
             <w:r>
               <w:rPr>
                 <w:rStyle w:val="VerbatimChar"/>
+                <w:sz w:val="18"/>
               </w:rPr>
               <w:t xml:space="preserve">deploy.yml</w:t>
             </w:r>
             <w:r>
+              <w:rPr>
+                <w:sz w:val="18"/>
+              </w:rPr>
               <w:t xml:space="preserve">)</w:t>
             </w:r>
           </w:p>
@@ -4197,20 +5499,32 @@
           <w:p>
             <w:pPr>
               <w:pStyle w:val="Compact"/>
-            </w:pPr>
-            <w:r>
+              <w:spacing w:after="20"/>
+              <w:jc w:val="left"/>
+            </w:pPr>
+            <w:r>
+              <w:rPr>
+                <w:sz w:val="18"/>
+              </w:rPr>
               <w:t xml:space="preserve">Sincroniza el tag en el servidor y ejecuta</w:t>
             </w:r>
             <w:r>
+              <w:rPr>
+                <w:sz w:val="18"/>
+              </w:rPr>
               <w:t xml:space="preserve"> </w:t>
             </w:r>
             <w:r>
               <w:rPr>
                 <w:rStyle w:val="VerbatimChar"/>
+                <w:sz w:val="18"/>
               </w:rPr>
               <w:t xml:space="preserve">make up</w:t>
             </w:r>
             <w:r>
+              <w:rPr>
+                <w:sz w:val="18"/>
+              </w:rPr>
               <w:t xml:space="preserve">; la imagen se construye allí; rollback = redesplegar la versión anterior</w:t>
             </w:r>
           </w:p>
@@ -4659,8 +5973,23 @@
       <w:tblPr>
         <w:tblStyle w:val="Table"/>
         <w:tblW w:type="pct" w:w="5000"/>
+        <w:jc w:val="center"/>
         <w:tblLayout w:type="fixed"/>
         <w:tblLook w:firstRow="1" w:lastRow="0" w:firstColumn="0" w:lastColumn="0" w:noHBand="0" w:noVBand="0" w:val="0020"/>
+        <w:tblBorders>
+          <w:top w:val="single" w:sz="4" w:space="0" w:color="BFC7D5"/>
+          <w:left w:val="single" w:sz="4" w:space="0" w:color="BFC7D5"/>
+          <w:bottom w:val="single" w:sz="4" w:space="0" w:color="BFC7D5"/>
+          <w:right w:val="single" w:sz="4" w:space="0" w:color="BFC7D5"/>
+          <w:insideH w:val="single" w:sz="4" w:space="0" w:color="BFC7D5"/>
+          <w:insideV w:val="single" w:sz="4" w:space="0" w:color="BFC7D5"/>
+        </w:tblBorders>
+        <w:tblCellMar>
+          <w:top w:w="50" w:type="dxa"/>
+          <w:left w:w="90" w:type="dxa"/>
+          <w:bottom w:w="50" w:type="dxa"/>
+          <w:right w:w="90" w:type="dxa"/>
+        </w:tblCellMar>
       </w:tblPr>
       <w:tblGrid>
         <w:gridCol w:w="2640"/>
@@ -4670,49 +5999,86 @@
       <w:tr>
         <w:trPr>
           <w:tblHeader w:val="on"/>
+          <w:cantSplit/>
+          <w:tblHeader/>
         </w:trPr>
         <w:tc>
-          <w:tcPr/>
-          <w:p>
-            <w:pPr>
-              <w:pStyle w:val="Compact"/>
-            </w:pPr>
-            <w:r>
+          <w:tcPr>
+            <w:shd w:val="clear" w:color="auto" w:fill="1A3A6B"/>
+          </w:tcPr>
+          <w:p>
+            <w:pPr>
+              <w:pStyle w:val="Compact"/>
+              <w:spacing w:after="20"/>
+              <w:jc w:val="left"/>
+            </w:pPr>
+            <w:r>
+              <w:rPr>
+                <w:b/>
+                <w:color w:val="FFFFFF"/>
+                <w:sz w:val="18"/>
+              </w:rPr>
               <w:t xml:space="preserve">Métrica</w:t>
             </w:r>
           </w:p>
         </w:tc>
         <w:tc>
-          <w:tcPr/>
-          <w:p>
-            <w:pPr>
-              <w:pStyle w:val="Compact"/>
-            </w:pPr>
-            <w:r>
+          <w:tcPr>
+            <w:shd w:val="clear" w:color="auto" w:fill="1A3A6B"/>
+          </w:tcPr>
+          <w:p>
+            <w:pPr>
+              <w:pStyle w:val="Compact"/>
+              <w:spacing w:after="20"/>
+              <w:jc w:val="left"/>
+            </w:pPr>
+            <w:r>
+              <w:rPr>
+                <w:b/>
+                <w:color w:val="FFFFFF"/>
+                <w:sz w:val="18"/>
+              </w:rPr>
               <w:t xml:space="preserve">Fuente</w:t>
             </w:r>
           </w:p>
         </w:tc>
         <w:tc>
-          <w:tcPr/>
-          <w:p>
-            <w:pPr>
-              <w:pStyle w:val="Compact"/>
-            </w:pPr>
-            <w:r>
+          <w:tcPr>
+            <w:shd w:val="clear" w:color="auto" w:fill="1A3A6B"/>
+          </w:tcPr>
+          <w:p>
+            <w:pPr>
+              <w:pStyle w:val="Compact"/>
+              <w:spacing w:after="20"/>
+              <w:jc w:val="left"/>
+            </w:pPr>
+            <w:r>
+              <w:rPr>
+                <w:b/>
+                <w:color w:val="FFFFFF"/>
+                <w:sz w:val="18"/>
+              </w:rPr>
               <w:t xml:space="preserve">Estado</w:t>
             </w:r>
           </w:p>
         </w:tc>
       </w:tr>
       <w:tr>
+        <w:trPr>
+          <w:cantSplit/>
+        </w:trPr>
         <w:tc>
           <w:tcPr/>
           <w:p>
             <w:pPr>
               <w:pStyle w:val="Compact"/>
-            </w:pPr>
-            <w:r>
+              <w:spacing w:after="20"/>
+              <w:jc w:val="left"/>
+            </w:pPr>
+            <w:r>
+              <w:rPr>
+                <w:sz w:val="18"/>
+              </w:rPr>
               <w:t xml:space="preserve">Latencia p50/p95 de llamadas LLM, tokens y coste conocido por agente/modelo</w:t>
             </w:r>
           </w:p>
@@ -4722,17 +6088,26 @@
           <w:p>
             <w:pPr>
               <w:pStyle w:val="Compact"/>
+              <w:spacing w:after="20"/>
+              <w:jc w:val="left"/>
             </w:pPr>
             <w:r>
               <w:rPr>
                 <w:rStyle w:val="VerbatimChar"/>
+                <w:sz w:val="18"/>
               </w:rPr>
               <w:t xml:space="preserve">token_usage</w:t>
             </w:r>
             <w:r>
+              <w:rPr>
+                <w:sz w:val="18"/>
+              </w:rPr>
               <w:t xml:space="preserve"> </w:t>
             </w:r>
             <w:r>
+              <w:rPr>
+                <w:sz w:val="18"/>
+              </w:rPr>
               <w:t xml:space="preserve">(dashboard Agentes)</w:t>
             </w:r>
           </w:p>
@@ -4742,108 +6117,171 @@
           <w:p>
             <w:pPr>
               <w:pStyle w:val="Compact"/>
-            </w:pPr>
-            <w:r>
+              <w:spacing w:after="20"/>
+              <w:jc w:val="left"/>
+            </w:pPr>
+            <w:r>
+              <w:rPr>
+                <w:sz w:val="18"/>
+              </w:rPr>
               <w:t xml:space="preserve">Implementada —</w:t>
             </w:r>
             <w:r>
+              <w:rPr>
+                <w:sz w:val="18"/>
+              </w:rPr>
               <w:t xml:space="preserve"> </w:t>
             </w:r>
             <w:r>
               <w:rPr>
                 <w:b/>
                 <w:bCs/>
+                <w:sz w:val="18"/>
               </w:rPr>
               <w:t xml:space="preserve">[POR COMPLETAR]</w:t>
             </w:r>
             <w:r>
+              <w:rPr>
+                <w:sz w:val="18"/>
+              </w:rPr>
               <w:t xml:space="preserve"> </w:t>
             </w:r>
             <w:r>
+              <w:rPr>
+                <w:sz w:val="18"/>
+              </w:rPr>
               <w:t xml:space="preserve">valores medidos en producción</w:t>
             </w:r>
           </w:p>
         </w:tc>
       </w:tr>
       <w:tr>
-        <w:tc>
-          <w:tcPr/>
-          <w:p>
-            <w:pPr>
-              <w:pStyle w:val="Compact"/>
-            </w:pPr>
-            <w:r>
+        <w:trPr>
+          <w:cantSplit/>
+        </w:trPr>
+        <w:tc>
+          <w:tcPr>
+            <w:shd w:val="clear" w:color="auto" w:fill="F2F5FA"/>
+          </w:tcPr>
+          <w:p>
+            <w:pPr>
+              <w:pStyle w:val="Compact"/>
+              <w:spacing w:after="20"/>
+              <w:jc w:val="left"/>
+            </w:pPr>
+            <w:r>
+              <w:rPr>
+                <w:sz w:val="18"/>
+              </w:rPr>
               <w:t xml:space="preserve">Errores LLM (</w:t>
             </w:r>
             <w:r>
               <w:rPr>
                 <w:rStyle w:val="VerbatimChar"/>
+                <w:sz w:val="18"/>
               </w:rPr>
               <w:t xml:space="preserve">status ≠ success</w:t>
             </w:r>
             <w:r>
+              <w:rPr>
+                <w:sz w:val="18"/>
+              </w:rPr>
               <w:t xml:space="preserve">,</w:t>
             </w:r>
             <w:r>
+              <w:rPr>
+                <w:sz w:val="18"/>
+              </w:rPr>
               <w:t xml:space="preserve"> </w:t>
             </w:r>
             <w:r>
               <w:rPr>
                 <w:rStyle w:val="VerbatimChar"/>
+                <w:sz w:val="18"/>
               </w:rPr>
               <w:t xml:space="preserve">llm_invalid_output</w:t>
             </w:r>
             <w:r>
+              <w:rPr>
+                <w:sz w:val="18"/>
+              </w:rPr>
               <w:t xml:space="preserve">,</w:t>
             </w:r>
             <w:r>
+              <w:rPr>
+                <w:sz w:val="18"/>
+              </w:rPr>
               <w:t xml:space="preserve"> </w:t>
             </w:r>
             <w:r>
               <w:rPr>
                 <w:rStyle w:val="VerbatimChar"/>
+                <w:sz w:val="18"/>
               </w:rPr>
               <w:t xml:space="preserve">llm_output_limit</w:t>
             </w:r>
             <w:r>
+              <w:rPr>
+                <w:sz w:val="18"/>
+              </w:rPr>
               <w:t xml:space="preserve">)</w:t>
             </w:r>
           </w:p>
         </w:tc>
         <w:tc>
-          <w:tcPr/>
-          <w:p>
-            <w:pPr>
-              <w:pStyle w:val="Compact"/>
+          <w:tcPr>
+            <w:shd w:val="clear" w:color="auto" w:fill="F2F5FA"/>
+          </w:tcPr>
+          <w:p>
+            <w:pPr>
+              <w:pStyle w:val="Compact"/>
+              <w:spacing w:after="20"/>
+              <w:jc w:val="left"/>
             </w:pPr>
             <w:r>
               <w:rPr>
                 <w:rStyle w:val="VerbatimChar"/>
+                <w:sz w:val="18"/>
               </w:rPr>
               <w:t xml:space="preserve">token_usage</w:t>
             </w:r>
           </w:p>
         </w:tc>
         <w:tc>
-          <w:tcPr/>
-          <w:p>
-            <w:pPr>
-              <w:pStyle w:val="Compact"/>
-            </w:pPr>
-            <w:r>
+          <w:tcPr>
+            <w:shd w:val="clear" w:color="auto" w:fill="F2F5FA"/>
+          </w:tcPr>
+          <w:p>
+            <w:pPr>
+              <w:pStyle w:val="Compact"/>
+              <w:spacing w:after="20"/>
+              <w:jc w:val="left"/>
+            </w:pPr>
+            <w:r>
+              <w:rPr>
+                <w:sz w:val="18"/>
+              </w:rPr>
               <w:t xml:space="preserve">Implementada</w:t>
             </w:r>
           </w:p>
         </w:tc>
       </w:tr>
       <w:tr>
+        <w:trPr>
+          <w:cantSplit/>
+        </w:trPr>
         <w:tc>
           <w:tcPr/>
           <w:p>
             <w:pPr>
               <w:pStyle w:val="Compact"/>
-            </w:pPr>
-            <w:r>
+              <w:spacing w:after="20"/>
+              <w:jc w:val="left"/>
+            </w:pPr>
+            <w:r>
+              <w:rPr>
+                <w:sz w:val="18"/>
+              </w:rPr>
               <w:t xml:space="preserve">Latencia de fases del entrenador (recuperación, generación)</w:t>
             </w:r>
           </w:p>
@@ -4853,16 +6291,25 @@
           <w:p>
             <w:pPr>
               <w:pStyle w:val="Compact"/>
-            </w:pPr>
-            <w:r>
+              <w:spacing w:after="20"/>
+              <w:jc w:val="left"/>
+            </w:pPr>
+            <w:r>
+              <w:rPr>
+                <w:sz w:val="18"/>
+              </w:rPr>
               <w:t xml:space="preserve">Logs</w:t>
             </w:r>
             <w:r>
+              <w:rPr>
+                <w:sz w:val="18"/>
+              </w:rPr>
               <w:t xml:space="preserve"> </w:t>
             </w:r>
             <w:r>
               <w:rPr>
                 <w:rStyle w:val="VerbatimChar"/>
+                <w:sz w:val="18"/>
               </w:rPr>
               <w:t xml:space="preserve">training_latency</w:t>
             </w:r>
@@ -4873,56 +6320,93 @@
           <w:p>
             <w:pPr>
               <w:pStyle w:val="Compact"/>
-            </w:pPr>
-            <w:r>
+              <w:spacing w:after="20"/>
+              <w:jc w:val="left"/>
+            </w:pPr>
+            <w:r>
+              <w:rPr>
+                <w:sz w:val="18"/>
+              </w:rPr>
               <w:t xml:space="preserve">Implementada (anidadas; sus percentiles no se suman)</w:t>
             </w:r>
           </w:p>
         </w:tc>
       </w:tr>
       <w:tr>
-        <w:tc>
-          <w:tcPr/>
-          <w:p>
-            <w:pPr>
-              <w:pStyle w:val="Compact"/>
-            </w:pPr>
-            <w:r>
+        <w:trPr>
+          <w:cantSplit/>
+        </w:trPr>
+        <w:tc>
+          <w:tcPr>
+            <w:shd w:val="clear" w:color="auto" w:fill="F2F5FA"/>
+          </w:tcPr>
+          <w:p>
+            <w:pPr>
+              <w:pStyle w:val="Compact"/>
+              <w:spacing w:after="20"/>
+              <w:jc w:val="left"/>
+            </w:pPr>
+            <w:r>
+              <w:rPr>
+                <w:sz w:val="18"/>
+              </w:rPr>
               <w:t xml:space="preserve">Fallos de RAG y contexto aportado frente a utilizado</w:t>
             </w:r>
           </w:p>
         </w:tc>
         <w:tc>
-          <w:tcPr/>
-          <w:p>
-            <w:pPr>
-              <w:pStyle w:val="Compact"/>
-            </w:pPr>
-            <w:r>
+          <w:tcPr>
+            <w:shd w:val="clear" w:color="auto" w:fill="F2F5FA"/>
+          </w:tcPr>
+          <w:p>
+            <w:pPr>
+              <w:pStyle w:val="Compact"/>
+              <w:spacing w:after="20"/>
+              <w:jc w:val="left"/>
+            </w:pPr>
+            <w:r>
+              <w:rPr>
+                <w:sz w:val="18"/>
+              </w:rPr>
               <w:t xml:space="preserve">Logs y trazas de planes</w:t>
             </w:r>
           </w:p>
         </w:tc>
         <w:tc>
-          <w:tcPr/>
-          <w:p>
-            <w:pPr>
-              <w:pStyle w:val="Compact"/>
-            </w:pPr>
-            <w:r>
+          <w:tcPr>
+            <w:shd w:val="clear" w:color="auto" w:fill="F2F5FA"/>
+          </w:tcPr>
+          <w:p>
+            <w:pPr>
+              <w:pStyle w:val="Compact"/>
+              <w:spacing w:after="20"/>
+              <w:jc w:val="left"/>
+            </w:pPr>
+            <w:r>
+              <w:rPr>
+                <w:sz w:val="18"/>
+              </w:rPr>
               <w:t xml:space="preserve">Implementada con cobertura documentada</w:t>
             </w:r>
           </w:p>
         </w:tc>
       </w:tr>
       <w:tr>
+        <w:trPr>
+          <w:cantSplit/>
+        </w:trPr>
         <w:tc>
           <w:tcPr/>
           <w:p>
             <w:pPr>
               <w:pStyle w:val="Compact"/>
-            </w:pPr>
-            <w:r>
+              <w:spacing w:after="20"/>
+              <w:jc w:val="left"/>
+            </w:pPr>
+            <w:r>
+              <w:rPr>
+                <w:sz w:val="18"/>
+              </w:rPr>
               <w:t xml:space="preserve">Latencia de recuperación p95 (incluye embeddings)</w:t>
             </w:r>
           </w:p>
@@ -4932,16 +6416,25 @@
           <w:p>
             <w:pPr>
               <w:pStyle w:val="Compact"/>
-            </w:pPr>
-            <w:r>
+              <w:spacing w:after="20"/>
+              <w:jc w:val="left"/>
+            </w:pPr>
+            <w:r>
+              <w:rPr>
+                <w:sz w:val="18"/>
+              </w:rPr>
               <w:t xml:space="preserve">Logs</w:t>
             </w:r>
             <w:r>
+              <w:rPr>
+                <w:sz w:val="18"/>
+              </w:rPr>
               <w:t xml:space="preserve"> </w:t>
             </w:r>
             <w:r>
               <w:rPr>
                 <w:rStyle w:val="VerbatimChar"/>
+                <w:sz w:val="18"/>
               </w:rPr>
               <w:t xml:space="preserve">phase=retrieval</w:t>
             </w:r>
@@ -4952,56 +6445,93 @@
           <w:p>
             <w:pPr>
               <w:pStyle w:val="Compact"/>
-            </w:pPr>
-            <w:r>
+              <w:spacing w:after="20"/>
+              <w:jc w:val="left"/>
+            </w:pPr>
+            <w:r>
+              <w:rPr>
+                <w:sz w:val="18"/>
+              </w:rPr>
               <w:t xml:space="preserve">Proxy implementado</w:t>
             </w:r>
           </w:p>
         </w:tc>
       </w:tr>
       <w:tr>
-        <w:tc>
-          <w:tcPr/>
-          <w:p>
-            <w:pPr>
-              <w:pStyle w:val="Compact"/>
-            </w:pPr>
-            <w:r>
+        <w:trPr>
+          <w:cantSplit/>
+        </w:trPr>
+        <w:tc>
+          <w:tcPr>
+            <w:shd w:val="clear" w:color="auto" w:fill="F2F5FA"/>
+          </w:tcPr>
+          <w:p>
+            <w:pPr>
+              <w:pStyle w:val="Compact"/>
+              <w:spacing w:after="20"/>
+              <w:jc w:val="left"/>
+            </w:pPr>
+            <w:r>
+              <w:rPr>
+                <w:sz w:val="18"/>
+              </w:rPr>
               <w:t xml:space="preserve">Cobertura de tests y calidad estática</w:t>
             </w:r>
           </w:p>
         </w:tc>
         <w:tc>
-          <w:tcPr/>
-          <w:p>
-            <w:pPr>
-              <w:pStyle w:val="Compact"/>
-            </w:pPr>
-            <w:r>
+          <w:tcPr>
+            <w:shd w:val="clear" w:color="auto" w:fill="F2F5FA"/>
+          </w:tcPr>
+          <w:p>
+            <w:pPr>
+              <w:pStyle w:val="Compact"/>
+              <w:spacing w:after="20"/>
+              <w:jc w:val="left"/>
+            </w:pPr>
+            <w:r>
+              <w:rPr>
+                <w:sz w:val="18"/>
+              </w:rPr>
               <w:t xml:space="preserve">CI</w:t>
             </w:r>
           </w:p>
         </w:tc>
         <w:tc>
-          <w:tcPr/>
-          <w:p>
-            <w:pPr>
-              <w:pStyle w:val="Compact"/>
-            </w:pPr>
-            <w:r>
+          <w:tcPr>
+            <w:shd w:val="clear" w:color="auto" w:fill="F2F5FA"/>
+          </w:tcPr>
+          <w:p>
+            <w:pPr>
+              <w:pStyle w:val="Compact"/>
+              <w:spacing w:after="20"/>
+              <w:jc w:val="left"/>
+            </w:pPr>
+            <w:r>
+              <w:rPr>
+                <w:sz w:val="18"/>
+              </w:rPr>
               <w:t xml:space="preserve">≥ 80 %, ruff, mypy estricto, bandit, Semgrep, Trivy</w:t>
             </w:r>
           </w:p>
         </w:tc>
       </w:tr>
       <w:tr>
+        <w:trPr>
+          <w:cantSplit/>
+        </w:trPr>
         <w:tc>
           <w:tcPr/>
           <w:p>
             <w:pPr>
               <w:pStyle w:val="Compact"/>
-            </w:pPr>
-            <w:r>
+              <w:spacing w:after="20"/>
+              <w:jc w:val="left"/>
+            </w:pPr>
+            <w:r>
+              <w:rPr>
+                <w:sz w:val="18"/>
+              </w:rPr>
               <w:t xml:space="preserve">Latencia por turno completo, similitud top-1</w:t>
             </w:r>
           </w:p>
@@ -5011,8 +6541,13 @@
           <w:p>
             <w:pPr>
               <w:pStyle w:val="Compact"/>
-            </w:pPr>
-            <w:r>
+              <w:spacing w:after="20"/>
+              <w:jc w:val="left"/>
+            </w:pPr>
+            <w:r>
+              <w:rPr>
+                <w:sz w:val="18"/>
+              </w:rPr>
               <w:t xml:space="preserve">—</w:t>
             </w:r>
           </w:p>
@@ -5022,8 +6557,13 @@
           <w:p>
             <w:pPr>
               <w:pStyle w:val="Compact"/>
-            </w:pPr>
-            <w:r>
+              <w:spacing w:after="20"/>
+              <w:jc w:val="left"/>
+            </w:pPr>
+            <w:r>
+              <w:rPr>
+                <w:sz w:val="18"/>
+              </w:rPr>
               <w:t xml:space="preserve">Pendiente de instrumentar (no se estiman)</w:t>
             </w:r>
           </w:p>
@@ -5080,8 +6620,23 @@
       <w:tblPr>
         <w:tblStyle w:val="Table"/>
         <w:tblW w:type="pct" w:w="5000"/>
+        <w:jc w:val="center"/>
         <w:tblLayout w:type="fixed"/>
         <w:tblLook w:firstRow="1" w:lastRow="0" w:firstColumn="0" w:lastColumn="0" w:noHBand="0" w:noVBand="0" w:val="0020"/>
+        <w:tblBorders>
+          <w:top w:val="single" w:sz="4" w:space="0" w:color="BFC7D5"/>
+          <w:left w:val="single" w:sz="4" w:space="0" w:color="BFC7D5"/>
+          <w:bottom w:val="single" w:sz="4" w:space="0" w:color="BFC7D5"/>
+          <w:right w:val="single" w:sz="4" w:space="0" w:color="BFC7D5"/>
+          <w:insideH w:val="single" w:sz="4" w:space="0" w:color="BFC7D5"/>
+          <w:insideV w:val="single" w:sz="4" w:space="0" w:color="BFC7D5"/>
+        </w:tblBorders>
+        <w:tblCellMar>
+          <w:top w:w="50" w:type="dxa"/>
+          <w:left w:w="90" w:type="dxa"/>
+          <w:bottom w:w="50" w:type="dxa"/>
+          <w:right w:w="90" w:type="dxa"/>
+        </w:tblCellMar>
       </w:tblPr>
       <w:tblGrid>
         <w:gridCol w:w="3960"/>
@@ -5090,38 +6645,66 @@
       <w:tr>
         <w:trPr>
           <w:tblHeader w:val="on"/>
+          <w:cantSplit/>
+          <w:tblHeader/>
         </w:trPr>
         <w:tc>
-          <w:tcPr/>
-          <w:p>
-            <w:pPr>
-              <w:pStyle w:val="Compact"/>
-            </w:pPr>
-            <w:r>
+          <w:tcPr>
+            <w:shd w:val="clear" w:color="auto" w:fill="1A3A6B"/>
+          </w:tcPr>
+          <w:p>
+            <w:pPr>
+              <w:pStyle w:val="Compact"/>
+              <w:spacing w:after="20"/>
+              <w:jc w:val="left"/>
+            </w:pPr>
+            <w:r>
+              <w:rPr>
+                <w:b/>
+                <w:color w:val="FFFFFF"/>
+                <w:sz w:val="18"/>
+              </w:rPr>
               <w:t xml:space="preserve">Objetivo</w:t>
             </w:r>
           </w:p>
         </w:tc>
         <w:tc>
-          <w:tcPr/>
-          <w:p>
-            <w:pPr>
-              <w:pStyle w:val="Compact"/>
-            </w:pPr>
-            <w:r>
+          <w:tcPr>
+            <w:shd w:val="clear" w:color="auto" w:fill="1A3A6B"/>
+          </w:tcPr>
+          <w:p>
+            <w:pPr>
+              <w:pStyle w:val="Compact"/>
+              <w:spacing w:after="20"/>
+              <w:jc w:val="left"/>
+            </w:pPr>
+            <w:r>
+              <w:rPr>
+                <w:b/>
+                <w:color w:val="FFFFFF"/>
+                <w:sz w:val="18"/>
+              </w:rPr>
               <w:t xml:space="preserve">Métrica</w:t>
             </w:r>
           </w:p>
         </w:tc>
       </w:tr>
       <w:tr>
+        <w:trPr>
+          <w:cantSplit/>
+        </w:trPr>
         <w:tc>
           <w:tcPr/>
           <w:p>
             <w:pPr>
               <w:pStyle w:val="Compact"/>
-            </w:pPr>
-            <w:r>
+              <w:spacing w:after="20"/>
+              <w:jc w:val="left"/>
+            </w:pPr>
+            <w:r>
+              <w:rPr>
+                <w:sz w:val="18"/>
+              </w:rPr>
               <w:t xml:space="preserve">Activación</w:t>
             </w:r>
           </w:p>
@@ -5131,45 +6714,75 @@
           <w:p>
             <w:pPr>
               <w:pStyle w:val="Compact"/>
-            </w:pPr>
-            <w:r>
+              <w:spacing w:after="20"/>
+              <w:jc w:val="left"/>
+            </w:pPr>
+            <w:r>
+              <w:rPr>
+                <w:sz w:val="18"/>
+              </w:rPr>
               <w:t xml:space="preserve">Entrevistas completadas (N1) y perfiles con plan (N2)</w:t>
             </w:r>
           </w:p>
         </w:tc>
       </w:tr>
       <w:tr>
-        <w:tc>
-          <w:tcPr/>
-          <w:p>
-            <w:pPr>
-              <w:pStyle w:val="Compact"/>
-            </w:pPr>
-            <w:r>
+        <w:trPr>
+          <w:cantSplit/>
+        </w:trPr>
+        <w:tc>
+          <w:tcPr>
+            <w:shd w:val="clear" w:color="auto" w:fill="F2F5FA"/>
+          </w:tcPr>
+          <w:p>
+            <w:pPr>
+              <w:pStyle w:val="Compact"/>
+              <w:spacing w:after="20"/>
+              <w:jc w:val="left"/>
+            </w:pPr>
+            <w:r>
+              <w:rPr>
+                <w:sz w:val="18"/>
+              </w:rPr>
               <w:t xml:space="preserve">Adopción</w:t>
             </w:r>
           </w:p>
         </w:tc>
         <w:tc>
-          <w:tcPr/>
-          <w:p>
-            <w:pPr>
-              <w:pStyle w:val="Compact"/>
-            </w:pPr>
-            <w:r>
+          <w:tcPr>
+            <w:shd w:val="clear" w:color="auto" w:fill="F2F5FA"/>
+          </w:tcPr>
+          <w:p>
+            <w:pPr>
+              <w:pStyle w:val="Compact"/>
+              <w:spacing w:after="20"/>
+              <w:jc w:val="left"/>
+            </w:pPr>
+            <w:r>
+              <w:rPr>
+                <w:sz w:val="18"/>
+              </w:rPr>
               <w:t xml:space="preserve">Agentes distintos usados por usuario (N3)</w:t>
             </w:r>
           </w:p>
         </w:tc>
       </w:tr>
       <w:tr>
+        <w:trPr>
+          <w:cantSplit/>
+        </w:trPr>
         <w:tc>
           <w:tcPr/>
           <w:p>
             <w:pPr>
               <w:pStyle w:val="Compact"/>
-            </w:pPr>
-            <w:r>
+              <w:spacing w:after="20"/>
+              <w:jc w:val="left"/>
+            </w:pPr>
+            <w:r>
+              <w:rPr>
+                <w:sz w:val="18"/>
+              </w:rPr>
               <w:t xml:space="preserve">Satisfacción</w:t>
             </w:r>
           </w:p>
@@ -5179,45 +6792,75 @@
           <w:p>
             <w:pPr>
               <w:pStyle w:val="Compact"/>
-            </w:pPr>
-            <w:r>
+              <w:spacing w:after="20"/>
+              <w:jc w:val="left"/>
+            </w:pPr>
+            <w:r>
+              <w:rPr>
+                <w:sz w:val="18"/>
+              </w:rPr>
               <w:t xml:space="preserve">Encuesta semanal en Telegram: media por cliente, tasa sin contestar y encuestas no generadas (N4)</w:t>
             </w:r>
           </w:p>
         </w:tc>
       </w:tr>
       <w:tr>
-        <w:tc>
-          <w:tcPr/>
-          <w:p>
-            <w:pPr>
-              <w:pStyle w:val="Compact"/>
-            </w:pPr>
-            <w:r>
+        <w:trPr>
+          <w:cantSplit/>
+        </w:trPr>
+        <w:tc>
+          <w:tcPr>
+            <w:shd w:val="clear" w:color="auto" w:fill="F2F5FA"/>
+          </w:tcPr>
+          <w:p>
+            <w:pPr>
+              <w:pStyle w:val="Compact"/>
+              <w:spacing w:after="20"/>
+              <w:jc w:val="left"/>
+            </w:pPr>
+            <w:r>
+              <w:rPr>
+                <w:sz w:val="18"/>
+              </w:rPr>
               <w:t xml:space="preserve">Eficiencia económica</w:t>
             </w:r>
           </w:p>
         </w:tc>
         <w:tc>
-          <w:tcPr/>
-          <w:p>
-            <w:pPr>
-              <w:pStyle w:val="Compact"/>
-            </w:pPr>
-            <w:r>
+          <w:tcPr>
+            <w:shd w:val="clear" w:color="auto" w:fill="F2F5FA"/>
+          </w:tcPr>
+          <w:p>
+            <w:pPr>
+              <w:pStyle w:val="Compact"/>
+              <w:spacing w:after="20"/>
+              <w:jc w:val="left"/>
+            </w:pPr>
+            <w:r>
+              <w:rPr>
+                <w:sz w:val="18"/>
+              </w:rPr>
               <w:t xml:space="preserve">Coste LLM por usuario activado (N5b); cuota por chat acotando el peor caso</w:t>
             </w:r>
           </w:p>
         </w:tc>
       </w:tr>
       <w:tr>
+        <w:trPr>
+          <w:cantSplit/>
+        </w:trPr>
         <w:tc>
           <w:tcPr/>
           <w:p>
             <w:pPr>
               <w:pStyle w:val="Compact"/>
-            </w:pPr>
-            <w:r>
+              <w:spacing w:after="20"/>
+              <w:jc w:val="left"/>
+            </w:pPr>
+            <w:r>
+              <w:rPr>
+                <w:sz w:val="18"/>
+              </w:rPr>
               <w:t xml:space="preserve">Calidad de la entrevista</w:t>
             </w:r>
           </w:p>
@@ -5227,8 +6870,13 @@
           <w:p>
             <w:pPr>
               <w:pStyle w:val="Compact"/>
-            </w:pPr>
-            <w:r>
+              <w:spacing w:after="20"/>
+              <w:jc w:val="left"/>
+            </w:pPr>
+            <w:r>
+              <w:rPr>
+                <w:sz w:val="18"/>
+              </w:rPr>
               <w:t xml:space="preserve">Interacciones y tiempo por entrevista, reinicios (E2–E4)</w:t>
             </w:r>
           </w:p>
@@ -5576,9 +7224,14 @@
     <w:bookmarkEnd w:id="44"/>
     <w:bookmarkEnd w:id="45"/>
     <w:sectPr>
+      <w:headerReference w:type="default" r:id="rId9"/>
+      <w:footerReference w:type="default" r:id="rId10"/>
       <w:footnotePr>
         <w:numRestart w:val="eachSect"/>
       </w:footnotePr>
+      <w:pgSz w:w="11906" w:h="16838"/>
+      <w:pgMar w:left="1361" w:right="1361" w:top="1304" w:bottom="1247"/>
+      <w:titlePg/>
     </w:sectPr>
   </w:body>
 </w:document>
@@ -5588,6 +7241,45 @@
 <w:comments xmlns:w="http://schemas.openxmlformats.org/wordprocessingml/2006/main" xmlns:m="http://schemas.openxmlformats.org/officeDocument/2006/math" xmlns:r="http://schemas.openxmlformats.org/officeDocument/2006/relationships" xmlns:o="urn:schemas-microsoft-com:office:office" xmlns:v="urn:schemas-microsoft-com:vml" xmlns:w10="urn:schemas-microsoft-com:office:word" xmlns:a="http://schemas.openxmlformats.org/drawingml/2006/main" xmlns:pic="http://schemas.openxmlformats.org/drawingml/2006/picture" xmlns:wp="http://schemas.openxmlformats.org/drawingml/2006/wordprocessingDrawing"/>
 </file>
 
+<file path=word/footer1.xml><?xml version="1.0" encoding="utf-8"?>
+<w:ftr xmlns:m="http://schemas.openxmlformats.org/officeDocument/2006/math" xmlns:mc="http://schemas.openxmlformats.org/markup-compatibility/2006" xmlns:mo="http://schemas.microsoft.com/office/mac/office/2008/main" xmlns:mv="urn:schemas-microsoft-com:mac:vml" xmlns:o="urn:schemas-microsoft-com:office:office" xmlns:r="http://schemas.openxmlformats.org/officeDocument/2006/relationships" xmlns:v="urn:schemas-microsoft-com:vml" xmlns:w10="urn:schemas-microsoft-com:office:word" xmlns:w14="http://schemas.microsoft.com/office/word/2010/wordml" xmlns:w="http://schemas.openxmlformats.org/wordprocessingml/2006/main" xmlns:wne="http://schemas.microsoft.com/office/word/2006/wordml" xmlns:wp14="http://schemas.microsoft.com/office/word/2010/wordprocessingDrawing" xmlns:wp="http://schemas.openxmlformats.org/drawingml/2006/wordprocessingDrawing" xmlns:wpc="http://schemas.microsoft.com/office/word/2010/wordprocessingCanvas" xmlns:wpg="http://schemas.microsoft.com/office/word/2010/wordprocessingGroup" xmlns:wpi="http://schemas.microsoft.com/office/word/2010/wordprocessingInk" xmlns:wps="http://schemas.microsoft.com/office/word/2010/wordprocessingShape" mc:Ignorable="w14 wp14">
+  <w:p>
+    <w:pPr>
+      <w:pStyle w:val="Footer"/>
+      <w:jc w:val="center"/>
+    </w:pPr>
+    <w:r>
+      <w:rPr>
+        <w:sz w:val="18"/>
+      </w:rPr>
+      <w:t xml:space="preserve">Página </w:t>
+    </w:r>
+    <w:r>
+      <w:rPr>
+        <w:sz w:val="18"/>
+      </w:rPr>
+      <w:fldChar w:fldCharType="begin"/>
+      <w:instrText xml:space="preserve">PAGE</w:instrText>
+      <w:fldChar w:fldCharType="end"/>
+    </w:r>
+    <w:r>
+      <w:rPr>
+        <w:sz w:val="18"/>
+      </w:rPr>
+      <w:t xml:space="preserve"> de </w:t>
+    </w:r>
+    <w:r>
+      <w:rPr>
+        <w:sz w:val="18"/>
+      </w:rPr>
+      <w:fldChar w:fldCharType="begin"/>
+      <w:instrText xml:space="preserve">NUMPAGES</w:instrText>
+      <w:fldChar w:fldCharType="end"/>
+    </w:r>
+  </w:p>
+</w:ftr>
+</file>
+
 <file path=word/footnotes.xml><?xml version="1.0" encoding="utf-8"?>
 <w:footnotes xmlns:w="http://schemas.openxmlformats.org/wordprocessingml/2006/main" xmlns:m="http://schemas.openxmlformats.org/officeDocument/2006/math" xmlns:r="http://schemas.openxmlformats.org/officeDocument/2006/relationships" xmlns:o="urn:schemas-microsoft-com:office:office" xmlns:v="urn:schemas-microsoft-com:vml" xmlns:w10="urn:schemas-microsoft-com:office:word" xmlns:a="http://schemas.openxmlformats.org/drawingml/2006/main" xmlns:pic="http://schemas.openxmlformats.org/drawingml/2006/picture" xmlns:wp="http://schemas.openxmlformats.org/drawingml/2006/wordprocessingDrawing">
   <w:footnote w:type="continuationSeparator" w:id="0">
@@ -5605,6 +7297,28 @@
     </w:p>
   </w:footnote>
 </w:footnotes>
+</file>
+
+<file path=word/header1.xml><?xml version="1.0" encoding="utf-8"?>
+<w:hdr xmlns:m="http://schemas.openxmlformats.org/officeDocument/2006/math" xmlns:mc="http://schemas.openxmlformats.org/markup-compatibility/2006" xmlns:mo="http://schemas.microsoft.com/office/mac/office/2008/main" xmlns:mv="urn:schemas-microsoft-com:mac:vml" xmlns:o="urn:schemas-microsoft-com:office:office" xmlns:r="http://schemas.openxmlformats.org/officeDocument/2006/relationships" xmlns:v="urn:schemas-microsoft-com:vml" xmlns:w10="urn:schemas-microsoft-com:office:word" xmlns:w14="http://schemas.microsoft.com/office/word/2010/wordml" xmlns:w="http://schemas.openxmlformats.org/wordprocessingml/2006/main" xmlns:wne="http://schemas.microsoft.com/office/word/2006/wordml" xmlns:wp14="http://schemas.microsoft.com/office/word/2010/wordprocessingDrawing" xmlns:wp="http://schemas.openxmlformats.org/drawingml/2006/wordprocessingDrawing" xmlns:wpc="http://schemas.microsoft.com/office/word/2010/wordprocessingCanvas" xmlns:wpg="http://schemas.microsoft.com/office/word/2010/wordprocessingGroup" xmlns:wpi="http://schemas.microsoft.com/office/word/2010/wordprocessingInk" xmlns:wps="http://schemas.microsoft.com/office/word/2010/wordprocessingShape" mc:Ignorable="w14 wp14">
+  <w:p>
+    <w:pPr>
+      <w:pStyle w:val="Header"/>
+      <w:jc w:val="right"/>
+      <w:pBdr>
+        <w:bottom w:val="single" w:sz="4" w:space="4" w:color="BBBBBB"/>
+      </w:pBdr>
+    </w:pPr>
+    <w:r>
+      <w:rPr>
+        <w:rFonts w:ascii="Calibri" w:hAnsi="Calibri"/>
+        <w:color w:val="555555"/>
+        <w:sz w:val="18"/>
+      </w:rPr>
+      <w:t>FitCoach IA — Memoria del proyecto</w:t>
+    </w:r>
+  </w:p>
+</w:hdr>
 </file>
 
 <file path=word/numbering.xml><?xml version="1.0" encoding="utf-8"?>
@@ -6011,6 +7725,13 @@
   <w:style w:default="1" w:styleId="Normal" w:type="paragraph">
     <w:name w:val="Normal"/>
     <w:qFormat/>
+    <w:pPr>
+      <w:spacing w:before="0" w:after="80" w:line="269" w:lineRule="auto"/>
+    </w:pPr>
+    <w:rPr>
+      <w:rFonts w:ascii="Calibri" w:hAnsi="Calibri" w:cs="Calibri" w:eastAsia="Calibri"/>
+      <w:sz w:val="21"/>
+    </w:rPr>
   </w:style>
   <w:style w:styleId="BodyText" w:type="paragraph">
     <w:name w:val="Body Text"/>
@@ -6018,22 +7739,39 @@
     <w:link w:val="BodyTextChar"/>
     <w:qFormat/>
     <w:pPr>
-      <w:spacing w:after="180" w:before="180"/>
+      <w:spacing w:after="120" w:before="0" w:line="269" w:lineRule="auto"/>
+      <w:jc w:val="both"/>
     </w:pPr>
+    <w:rPr>
+      <w:rFonts w:ascii="Calibri" w:hAnsi="Calibri" w:cs="Calibri" w:eastAsia="Calibri"/>
+      <w:sz w:val="21"/>
+    </w:rPr>
   </w:style>
   <w:style w:customStyle="1" w:styleId="FirstParagraph" w:type="paragraph">
     <w:name w:val="First Paragraph"/>
     <w:basedOn w:val="BodyText"/>
     <w:next w:val="BodyText"/>
     <w:qFormat/>
+    <w:pPr>
+      <w:spacing w:before="0" w:after="120" w:line="269" w:lineRule="auto"/>
+      <w:jc w:val="both"/>
+    </w:pPr>
+    <w:rPr>
+      <w:rFonts w:ascii="Calibri" w:hAnsi="Calibri" w:cs="Calibri" w:eastAsia="Calibri"/>
+      <w:sz w:val="21"/>
+    </w:rPr>
   </w:style>
   <w:style w:customStyle="1" w:styleId="Compact" w:type="paragraph">
     <w:name w:val="Compact"/>
     <w:basedOn w:val="BodyText"/>
     <w:qFormat/>
     <w:pPr>
-      <w:spacing w:after="36" w:before="36"/>
+      <w:spacing w:after="40" w:before="0" w:line="259" w:lineRule="auto"/>
     </w:pPr>
+    <w:rPr>
+      <w:rFonts w:ascii="Calibri" w:hAnsi="Calibri" w:cs="Calibri" w:eastAsia="Calibri"/>
+      <w:sz w:val="21"/>
+    </w:rPr>
   </w:style>
   <w:style w:styleId="Title" w:type="paragraph">
     <w:name w:val="Title"/>
@@ -6044,12 +7782,14 @@
     <w:qFormat/>
     <w:rsid w:val="00A10FD9"/>
     <w:pPr>
-      <w:spacing w:after="80" w:line="240" w:lineRule="auto"/>
+      <w:spacing w:after="200" w:line="240" w:lineRule="auto" w:before="0"/>
       <w:contextualSpacing/>
       <w:jc w:val="center"/>
     </w:pPr>
     <w:rPr>
-      <w:rFonts w:asciiTheme="majorHAnsi" w:cstheme="majorBidi" w:eastAsiaTheme="majorEastAsia" w:hAnsiTheme="majorHAnsi"/>
+      <w:rFonts w:ascii="Calibri" w:hAnsi="Calibri" w:cs="Calibri" w:eastAsia="Calibri"/>
+      <w:b/>
+      <w:color w:val="1A3A6B"/>
       <w:sz w:val="56"/>
       <w:szCs w:val="56"/>
     </w:rPr>
@@ -6078,11 +7818,15 @@
       <w:numPr>
         <w:ilvl w:val="1"/>
       </w:numPr>
+      <w:spacing w:before="0" w:after="480"/>
+      <w:jc w:val="center"/>
     </w:pPr>
     <w:rPr>
-      <w:rFonts w:cstheme="majorBidi" w:eastAsiaTheme="majorEastAsia"/>
+      <w:rFonts w:ascii="Calibri" w:hAnsi="Calibri" w:cs="Calibri" w:eastAsia="Calibri"/>
+      <w:i w:val="0"/>
+      <w:color w:val="555555"/>
       <w:spacing w:val="15"/>
-      <w:sz w:val="28"/>
+      <w:sz w:val="26"/>
       <w:szCs w:val="28"/>
     </w:rPr>
   </w:style>
@@ -6108,8 +7852,12 @@
     <w:pPr>
       <w:keepNext/>
       <w:keepLines/>
+      <w:spacing w:before="0" w:after="120"/>
+      <w:jc w:val="center"/>
     </w:pPr>
     <w:rPr>
+      <w:rFonts w:ascii="Calibri" w:hAnsi="Calibri" w:cs="Calibri" w:eastAsia="Calibri"/>
+      <w:color w:val="1A3A6B"/>
       <w:sz w:val="24"/>
       <w:szCs w:val="24"/>
     </w:rPr>
@@ -6179,13 +7927,14 @@
     <w:pPr>
       <w:keepNext/>
       <w:keepLines/>
-      <w:spacing w:after="80" w:before="360"/>
+      <w:spacing w:after="160" w:before="360"/>
       <w:outlineLvl w:val="0"/>
     </w:pPr>
     <w:rPr>
-      <w:rFonts w:asciiTheme="majorHAnsi" w:cstheme="majorBidi" w:eastAsiaTheme="majorEastAsia" w:hAnsiTheme="majorHAnsi"/>
-      <w:color w:themeColor="accent1" w:themeShade="BF" w:val="0F4761"/>
-      <w:sz w:val="40"/>
+      <w:rFonts w:ascii="Calibri" w:hAnsi="Calibri" w:cs="Calibri" w:eastAsia="Calibri"/>
+      <w:b/>
+      <w:color w:val="1A3A6B"/>
+      <w:sz w:val="36"/>
       <w:szCs w:val="40"/>
     </w:rPr>
   </w:style>
@@ -6202,13 +7951,14 @@
     <w:pPr>
       <w:keepNext/>
       <w:keepLines/>
-      <w:spacing w:after="80" w:before="160"/>
+      <w:spacing w:after="100" w:before="240"/>
       <w:outlineLvl w:val="1"/>
     </w:pPr>
     <w:rPr>
-      <w:rFonts w:asciiTheme="majorHAnsi" w:cstheme="majorBidi" w:eastAsiaTheme="majorEastAsia" w:hAnsiTheme="majorHAnsi"/>
-      <w:color w:themeColor="accent1" w:themeShade="BF" w:val="0F4761"/>
-      <w:sz w:val="32"/>
+      <w:rFonts w:ascii="Calibri" w:hAnsi="Calibri" w:cs="Calibri" w:eastAsia="Calibri"/>
+      <w:b/>
+      <w:color w:val="1A3A6B"/>
+      <w:sz w:val="27"/>
       <w:szCs w:val="32"/>
     </w:rPr>
   </w:style>
@@ -6225,13 +7975,14 @@
     <w:pPr>
       <w:keepNext/>
       <w:keepLines/>
-      <w:spacing w:after="80" w:before="160"/>
+      <w:spacing w:after="60" w:before="160"/>
       <w:outlineLvl w:val="2"/>
     </w:pPr>
     <w:rPr>
-      <w:rFonts w:cstheme="majorBidi" w:eastAsiaTheme="majorEastAsia"/>
-      <w:color w:themeColor="accent1" w:themeShade="BF" w:val="0F4761"/>
-      <w:sz w:val="28"/>
+      <w:rFonts w:ascii="Calibri" w:hAnsi="Calibri" w:cs="Calibri" w:eastAsia="Calibri"/>
+      <w:b/>
+      <w:color w:val="555555"/>
+      <w:sz w:val="23"/>
       <w:szCs w:val="28"/>
     </w:rPr>
   </w:style>
@@ -6494,9 +8245,16 @@
     <w:unhideWhenUsed/>
     <w:qFormat/>
     <w:pPr>
-      <w:spacing w:after="100" w:before="100"/>
+      <w:spacing w:after="120" w:before="120"/>
       <w:ind w:firstLine="0" w:left="480" w:right="480"/>
+      <w:jc w:val="left"/>
     </w:pPr>
+    <w:rPr>
+      <w:rFonts w:ascii="Calibri" w:hAnsi="Calibri" w:cs="Calibri" w:eastAsia="Calibri"/>
+      <w:i/>
+      <w:color w:val="555555"/>
+      <w:sz w:val="19"/>
+    </w:rPr>
   </w:style>
   <w:style w:styleId="FootnoteText" w:type="paragraph">
     <w:name w:val="Footnote Text"/>
@@ -6585,17 +8343,45 @@
   <w:style w:customStyle="1" w:styleId="ImageCaption" w:type="paragraph">
     <w:name w:val="Image Caption"/>
     <w:basedOn w:val="Caption"/>
+    <w:pPr>
+      <w:spacing w:before="40" w:after="200"/>
+      <w:jc w:val="center"/>
+    </w:pPr>
+    <w:rPr>
+      <w:rFonts w:ascii="Calibri" w:hAnsi="Calibri" w:cs="Calibri" w:eastAsia="Calibri"/>
+      <w:i/>
+      <w:color w:val="555555"/>
+      <w:sz w:val="18"/>
+    </w:rPr>
   </w:style>
   <w:style w:customStyle="1" w:styleId="Figure" w:type="paragraph">
     <w:name w:val="Figure"/>
     <w:basedOn w:val="Normal"/>
+    <w:pPr>
+      <w:spacing w:before="40" w:after="200"/>
+      <w:jc w:val="center"/>
+    </w:pPr>
+    <w:rPr>
+      <w:rFonts w:ascii="Calibri" w:hAnsi="Calibri" w:cs="Calibri" w:eastAsia="Calibri"/>
+      <w:i/>
+      <w:color w:val="555555"/>
+      <w:sz w:val="18"/>
+    </w:rPr>
   </w:style>
   <w:style w:customStyle="1" w:styleId="CaptionedFigure" w:type="paragraph">
     <w:name w:val="Captioned Figure"/>
     <w:basedOn w:val="Figure"/>
     <w:pPr>
       <w:keepNext/>
+      <w:spacing w:before="40" w:after="200"/>
+      <w:jc w:val="center"/>
     </w:pPr>
+    <w:rPr>
+      <w:rFonts w:ascii="Calibri" w:hAnsi="Calibri" w:cs="Calibri" w:eastAsia="Calibri"/>
+      <w:i/>
+      <w:color w:val="555555"/>
+      <w:sz w:val="18"/>
+    </w:rPr>
   </w:style>
   <w:style w:customStyle="1" w:styleId="BodyTextChar" w:type="character">
     <w:name w:val="Body Text Char"/>
@@ -6640,10 +8426,11 @@
       <w:outlineLvl w:val="9"/>
     </w:pPr>
     <w:rPr>
-      <w:rFonts w:asciiTheme="majorHAnsi" w:cstheme="majorBidi" w:eastAsiaTheme="majorEastAsia" w:hAnsiTheme="majorHAnsi"/>
-      <w:b w:val="0"/>
+      <w:rFonts w:ascii="Calibri" w:hAnsi="Calibri" w:cs="Calibri" w:eastAsia="Calibri"/>
+      <w:b/>
       <w:bCs w:val="0"/>
-      <w:color w:themeColor="accent1" w:themeShade="BF" w:val="365F91"/>
+      <w:color w:val="1A3A6B"/>
+      <w:sz w:val="36"/>
     </w:rPr>
   </w:style>
   <w:style w:type="paragraph" w:customStyle="1" w:styleId="SourceCode">
